--- a/Diseño/HernandezSanchezRodrigo_PracticaAccesibilidad.docx
+++ b/Diseño/HernandezSanchezRodrigo_PracticaAccesibilidad.docx
@@ -10,6 +10,7 @@
           <w:docPartUnique/>
         </w:docPartObj>
       </w:sdtPr>
+      <w:sdtEndPr/>
       <w:sdtContent>
         <w:p/>
         <w:p>
@@ -104,6 +105,7 @@
                                     <w:calendar w:val="gregorian"/>
                                   </w:date>
                                 </w:sdtPr>
+                                <w:sdtEndPr/>
                                 <w:sdtContent>
                                   <w:p>
                                     <w:pPr>
@@ -176,6 +178,7 @@
                               <w:calendar w:val="gregorian"/>
                             </w:date>
                           </w:sdtPr>
+                          <w:sdtEndPr/>
                           <w:sdtContent>
                             <w:p>
                               <w:pPr>
@@ -294,6 +297,7 @@
                                   <w:dataBinding w:prefixMappings="xmlns:ns0='http://purl.org/dc/elements/1.1/' xmlns:ns1='http://schemas.openxmlformats.org/package/2006/metadata/core-properties' " w:xpath="/ns1:coreProperties[1]/ns0:creator[1]" w:storeItemID="{6C3C8BC8-F283-45AE-878A-BAB7291924A1}"/>
                                   <w:text/>
                                 </w:sdtPr>
+                                <w:sdtEndPr/>
                                 <w:sdtContent>
                                   <w:p>
                                     <w:pPr>
@@ -344,6 +348,7 @@
                                     <w:dataBinding w:prefixMappings="xmlns:ns0='http://schemas.openxmlformats.org/officeDocument/2006/extended-properties' " w:xpath="/ns0:Properties[1]/ns0:Company[1]" w:storeItemID="{6668398D-A668-4E3E-A5EB-62B293D839F1}"/>
                                     <w:text/>
                                   </w:sdtPr>
+                                  <w:sdtEndPr/>
                                   <w:sdtContent>
                                     <w:r>
                                       <w:rPr>
@@ -382,6 +387,7 @@
                                     <w:dataBinding w:prefixMappings="xmlns:ns0='http://schemas.microsoft.com/office/2006/coverPageProps' " w:xpath="/ns0:CoverPageProperties[1]/ns0:CompanyAddress[1]" w:storeItemID="{55AF091B-3C7A-41E3-B477-F2FDAA23CFDA}"/>
                                     <w:text/>
                                   </w:sdtPr>
+                                  <w:sdtEndPr/>
                                   <w:sdtContent>
                                     <w:r>
                                       <w:rPr>
@@ -441,6 +447,7 @@
                             <w:dataBinding w:prefixMappings="xmlns:ns0='http://purl.org/dc/elements/1.1/' xmlns:ns1='http://schemas.openxmlformats.org/package/2006/metadata/core-properties' " w:xpath="/ns1:coreProperties[1]/ns0:creator[1]" w:storeItemID="{6C3C8BC8-F283-45AE-878A-BAB7291924A1}"/>
                             <w:text/>
                           </w:sdtPr>
+                          <w:sdtEndPr/>
                           <w:sdtContent>
                             <w:p>
                               <w:pPr>
@@ -491,6 +498,7 @@
                               <w:dataBinding w:prefixMappings="xmlns:ns0='http://schemas.openxmlformats.org/officeDocument/2006/extended-properties' " w:xpath="/ns0:Properties[1]/ns0:Company[1]" w:storeItemID="{6668398D-A668-4E3E-A5EB-62B293D839F1}"/>
                               <w:text/>
                             </w:sdtPr>
+                            <w:sdtEndPr/>
                             <w:sdtContent>
                               <w:r>
                                 <w:rPr>
@@ -529,6 +537,7 @@
                               <w:dataBinding w:prefixMappings="xmlns:ns0='http://schemas.microsoft.com/office/2006/coverPageProps' " w:xpath="/ns0:CoverPageProperties[1]/ns0:CompanyAddress[1]" w:storeItemID="{55AF091B-3C7A-41E3-B477-F2FDAA23CFDA}"/>
                               <w:text/>
                             </w:sdtPr>
+                            <w:sdtEndPr/>
                             <w:sdtContent>
                               <w:r>
                                 <w:rPr>
@@ -654,6 +663,7 @@
                                     <w:dataBinding w:prefixMappings="xmlns:ns0='http://purl.org/dc/elements/1.1/' xmlns:ns1='http://schemas.openxmlformats.org/package/2006/metadata/core-properties' " w:xpath="/ns1:coreProperties[1]/ns0:title[1]" w:storeItemID="{6C3C8BC8-F283-45AE-878A-BAB7291924A1}"/>
                                     <w:text w:multiLine="1"/>
                                   </w:sdtPr>
+                                  <w:sdtEndPr/>
                                   <w:sdtContent>
                                     <w:r>
                                       <w:rPr>
@@ -692,6 +702,7 @@
                                   <w:dataBinding w:prefixMappings="xmlns:ns0='http://purl.org/dc/elements/1.1/' xmlns:ns1='http://schemas.openxmlformats.org/package/2006/metadata/core-properties' " w:xpath="/ns1:coreProperties[1]/ns0:subject[1]" w:storeItemID="{6C3C8BC8-F283-45AE-878A-BAB7291924A1}"/>
                                   <w:text/>
                                 </w:sdtPr>
+                                <w:sdtEndPr/>
                                 <w:sdtContent>
                                   <w:p>
                                     <w:pPr>
@@ -766,6 +777,7 @@
                               <w:dataBinding w:prefixMappings="xmlns:ns0='http://purl.org/dc/elements/1.1/' xmlns:ns1='http://schemas.openxmlformats.org/package/2006/metadata/core-properties' " w:xpath="/ns1:coreProperties[1]/ns0:title[1]" w:storeItemID="{6C3C8BC8-F283-45AE-878A-BAB7291924A1}"/>
                               <w:text w:multiLine="1"/>
                             </w:sdtPr>
+                            <w:sdtEndPr/>
                             <w:sdtContent>
                               <w:r>
                                 <w:rPr>
@@ -804,6 +816,7 @@
                             <w:dataBinding w:prefixMappings="xmlns:ns0='http://purl.org/dc/elements/1.1/' xmlns:ns1='http://schemas.openxmlformats.org/package/2006/metadata/core-properties' " w:xpath="/ns1:coreProperties[1]/ns0:subject[1]" w:storeItemID="{6C3C8BC8-F283-45AE-878A-BAB7291924A1}"/>
                             <w:text/>
                           </w:sdtPr>
+                          <w:sdtEndPr/>
                           <w:sdtContent>
                             <w:p>
                               <w:pPr>
@@ -995,6 +1008,9 @@
     <w:p/>
     <w:p>
       <w:r>
+        <w:rPr>
+          <w:noProof/>
+        </w:rPr>
         <w:drawing>
           <wp:inline distT="0" distB="0" distL="0" distR="0" wp14:anchorId="7510DE4E" wp14:editId="4A2A6895">
             <wp:extent cx="5400040" cy="2905760"/>
@@ -1034,6 +1050,9 @@
     </w:p>
     <w:p>
       <w:r>
+        <w:rPr>
+          <w:noProof/>
+        </w:rPr>
         <w:drawing>
           <wp:inline distT="0" distB="0" distL="0" distR="0" wp14:anchorId="172ABAE0" wp14:editId="427ADCA4">
             <wp:extent cx="5400040" cy="2893060"/>
@@ -1096,7 +1115,19 @@
         <w:rPr>
           <w:rFonts w:ascii="Arial" w:hAnsi="Arial" w:cs="Arial"/>
         </w:rPr>
-        <w:t xml:space="preserve"> me da dos errores y veinticinco errores de contraste (WAVE)</w:t>
+        <w:t xml:space="preserve"> me da dos errores</w:t>
+      </w:r>
+      <w:r>
+        <w:rPr>
+          <w:rFonts w:ascii="Arial" w:hAnsi="Arial" w:cs="Arial"/>
+        </w:rPr>
+        <w:t xml:space="preserve"> de etiqueta</w:t>
+      </w:r>
+      <w:r>
+        <w:rPr>
+          <w:rFonts w:ascii="Arial" w:hAnsi="Arial" w:cs="Arial"/>
+        </w:rPr>
+        <w:t xml:space="preserve"> y veinticinco errores de contraste (WAVE)</w:t>
       </w:r>
       <w:r>
         <w:rPr>
@@ -1140,23 +1171,14 @@
         <w:rPr>
           <w:rFonts w:ascii="Arial" w:hAnsi="Arial" w:cs="Arial"/>
         </w:rPr>
-        <w:t xml:space="preserve"> “</w:t>
-      </w:r>
-      <w:r>
-        <w:rPr>
-          <w:rFonts w:ascii="Arial" w:hAnsi="Arial" w:cs="Arial"/>
-        </w:rPr>
-        <w:t>Los elementos táctiles con un tamaño y espaciado adecuados ayudan a los usuarios que pueden tener dificultades para seleccionar controles pequeños a activar dichos elementos</w:t>
-      </w:r>
-      <w:r>
-        <w:rPr>
-          <w:rFonts w:ascii="Arial" w:hAnsi="Arial" w:cs="Arial"/>
-        </w:rPr>
-        <w:t>”, haciendo referencia a los botones “X” de la barra del buscador.</w:t>
+        <w:t xml:space="preserve"> “Los elementos táctiles con un tamaño y espaciado adecuados ayudan a los usuarios que pueden tener dificultades para seleccionar controles pequeños a activar dichos elementos”, haciendo referencia a los botones “X” de la barra del buscador.</w:t>
       </w:r>
     </w:p>
     <w:p>
       <w:r>
+        <w:rPr>
+          <w:noProof/>
+        </w:rPr>
         <w:lastRenderedPageBreak/>
         <w:drawing>
           <wp:inline distT="0" distB="0" distL="0" distR="0" wp14:anchorId="231473ED" wp14:editId="375C5717">
@@ -1197,6 +1219,9 @@
     </w:p>
     <w:p>
       <w:r>
+        <w:rPr>
+          <w:noProof/>
+        </w:rPr>
         <w:drawing>
           <wp:inline distT="0" distB="0" distL="0" distR="0" wp14:anchorId="700286A4" wp14:editId="766672A4">
             <wp:extent cx="5400040" cy="2895600"/>
@@ -1285,7 +1310,25 @@
         <w:rPr>
           <w:rFonts w:ascii="Arial" w:hAnsi="Arial" w:cs="Arial"/>
         </w:rPr>
-        <w:t xml:space="preserve">Con este cambio logramos eliminar todos los errores de contraste tanto en el wave como en el </w:t>
+        <w:t xml:space="preserve">Con este cambio logramos eliminar todos los errores de contraste tanto en el </w:t>
+      </w:r>
+      <w:r>
+        <w:rPr>
+          <w:rFonts w:ascii="Arial" w:hAnsi="Arial" w:cs="Arial"/>
+        </w:rPr>
+        <w:t>WAVE</w:t>
+      </w:r>
+      <w:r>
+        <w:rPr>
+          <w:rFonts w:ascii="Arial" w:hAnsi="Arial" w:cs="Arial"/>
+        </w:rPr>
+        <w:t xml:space="preserve"> </w:t>
+      </w:r>
+      <w:r>
+        <w:rPr>
+          <w:rFonts w:ascii="Arial" w:hAnsi="Arial" w:cs="Arial"/>
+        </w:rPr>
+        <w:t xml:space="preserve">como en el </w:t>
       </w:r>
       <w:proofErr w:type="spellStart"/>
       <w:r>
@@ -1298,7 +1341,19 @@
         <w:rPr>
           <w:rFonts w:ascii="Arial" w:hAnsi="Arial" w:cs="Arial"/>
         </w:rPr>
-        <w:t>ighthouse</w:t>
+        <w:t>ight</w:t>
+      </w:r>
+      <w:r>
+        <w:rPr>
+          <w:rFonts w:ascii="Arial" w:hAnsi="Arial" w:cs="Arial"/>
+        </w:rPr>
+        <w:t>H</w:t>
+      </w:r>
+      <w:r>
+        <w:rPr>
+          <w:rFonts w:ascii="Arial" w:hAnsi="Arial" w:cs="Arial"/>
+        </w:rPr>
+        <w:t>ouse</w:t>
       </w:r>
       <w:proofErr w:type="spellEnd"/>
       <w:r>
@@ -1319,7 +1374,19 @@
         <w:rPr>
           <w:rFonts w:ascii="Arial" w:hAnsi="Arial" w:cs="Arial"/>
         </w:rPr>
-        <w:t xml:space="preserve">En cuanto a los errores detectados en el wave, aparecen debido a que </w:t>
+        <w:t xml:space="preserve">En cuanto a los errores detectados en el </w:t>
+      </w:r>
+      <w:r>
+        <w:rPr>
+          <w:rFonts w:ascii="Arial" w:hAnsi="Arial" w:cs="Arial"/>
+        </w:rPr>
+        <w:t>WAVE</w:t>
+      </w:r>
+      <w:r>
+        <w:rPr>
+          <w:rFonts w:ascii="Arial" w:hAnsi="Arial" w:cs="Arial"/>
+        </w:rPr>
+        <w:t xml:space="preserve">, aparecen debido a que </w:t>
       </w:r>
       <w:r>
         <w:rPr>
@@ -1338,7 +1405,19 @@
         <w:rPr>
           <w:rFonts w:ascii="Arial" w:hAnsi="Arial" w:cs="Arial"/>
         </w:rPr>
-        <w:t>botton</w:t>
+        <w:t>b</w:t>
+      </w:r>
+      <w:r>
+        <w:rPr>
+          <w:rFonts w:ascii="Arial" w:hAnsi="Arial" w:cs="Arial"/>
+        </w:rPr>
+        <w:t>u</w:t>
+      </w:r>
+      <w:r>
+        <w:rPr>
+          <w:rFonts w:ascii="Arial" w:hAnsi="Arial" w:cs="Arial"/>
+        </w:rPr>
+        <w:t>tton</w:t>
       </w:r>
       <w:proofErr w:type="spellEnd"/>
       <w:r>
@@ -1359,21 +1438,42 @@
         <w:rPr>
           <w:rFonts w:ascii="Arial" w:hAnsi="Arial" w:cs="Arial"/>
         </w:rPr>
-        <w:t xml:space="preserve">, la cual deberá aparecer </w:t>
+        <w:t>.</w:t>
+      </w:r>
+    </w:p>
+    <w:p>
+      <w:pPr>
+        <w:jc w:val="both"/>
+        <w:rPr>
+          <w:rFonts w:ascii="Arial" w:hAnsi="Arial" w:cs="Arial"/>
+        </w:rPr>
+      </w:pPr>
+      <w:r>
+        <w:rPr>
+          <w:rFonts w:ascii="Arial" w:hAnsi="Arial" w:cs="Arial"/>
+        </w:rPr>
+        <w:t>Esto será</w:t>
       </w:r>
       <w:r>
         <w:rPr>
           <w:rStyle w:val="yadgie"/>
           <w:rFonts w:ascii="Arial" w:hAnsi="Arial" w:cs="Arial"/>
         </w:rPr>
-        <w:t>en HTML es necesaria para la accesibilidad web por</w:t>
+        <w:t xml:space="preserve"> necesari</w:t>
       </w:r>
       <w:r>
         <w:rPr>
           <w:rStyle w:val="yadgie"/>
           <w:rFonts w:ascii="Arial" w:hAnsi="Arial" w:cs="Arial"/>
         </w:rPr>
-        <w:t xml:space="preserve">que </w:t>
+        <w:t>o</w:t>
+      </w:r>
+      <w:r>
+        <w:rPr>
+          <w:rStyle w:val="yadgie"/>
+          <w:rFonts w:ascii="Arial" w:hAnsi="Arial" w:cs="Arial"/>
+        </w:rPr>
+        <w:t xml:space="preserve"> para la accesibilidad web porque </w:t>
       </w:r>
       <w:r>
         <w:rPr>
@@ -1451,9 +1551,14 @@
         <w:rPr>
           <w:rFonts w:ascii="Arial" w:hAnsi="Arial" w:cs="Arial"/>
         </w:rPr>
-        <w:lastRenderedPageBreak/>
         <w:t xml:space="preserve">El error se solucionaría añadiendo la etiqueta </w:t>
       </w:r>
+      <w:r>
+        <w:rPr>
+          <w:rFonts w:ascii="Arial" w:hAnsi="Arial" w:cs="Arial"/>
+        </w:rPr>
+        <w:t>&lt;</w:t>
+      </w:r>
       <w:proofErr w:type="spellStart"/>
       <w:r>
         <w:rPr>
@@ -1462,6 +1567,12 @@
         <w:t>label</w:t>
       </w:r>
       <w:proofErr w:type="spellEnd"/>
+      <w:r>
+        <w:rPr>
+          <w:rFonts w:ascii="Arial" w:hAnsi="Arial" w:cs="Arial"/>
+        </w:rPr>
+        <w:t>&gt;</w:t>
+      </w:r>
       <w:r>
         <w:rPr>
           <w:rFonts w:ascii="Arial" w:hAnsi="Arial" w:cs="Arial"/>
@@ -1596,7 +1707,7 @@
           <w:szCs w:val="21"/>
           <w:lang w:eastAsia="es-ES"/>
         </w:rPr>
-        <w:t>     </w:t>
+        <w:t xml:space="preserve">            </w:t>
       </w:r>
       <w:r>
         <w:rPr>
@@ -1795,7 +1906,7 @@
           <w:szCs w:val="21"/>
           <w:lang w:eastAsia="es-ES"/>
         </w:rPr>
-        <w:t>     </w:t>
+        <w:t xml:space="preserve">            </w:t>
       </w:r>
       <w:r>
         <w:rPr>
@@ -1882,6 +1993,58 @@
           <w:lang w:eastAsia="es-ES"/>
         </w:rPr>
         <w:t>"</w:t>
+      </w:r>
+      <w:r>
+        <w:rPr>
+          <w:rFonts w:ascii="Consolas" w:eastAsia="Times New Roman" w:hAnsi="Consolas" w:cs="Times New Roman"/>
+          <w:color w:val="BBBEBF"/>
+          <w:sz w:val="21"/>
+          <w:szCs w:val="21"/>
+          <w:lang w:eastAsia="es-ES"/>
+        </w:rPr>
+        <w:t xml:space="preserve"> </w:t>
+      </w:r>
+      <w:r>
+        <w:rPr>
+          <w:rFonts w:ascii="Consolas" w:eastAsia="Times New Roman" w:hAnsi="Consolas" w:cs="Times New Roman"/>
+          <w:color w:val="9CDCFE"/>
+          <w:sz w:val="21"/>
+          <w:szCs w:val="21"/>
+          <w:lang w:eastAsia="es-ES"/>
+        </w:rPr>
+        <w:t>aria-</w:t>
+      </w:r>
+      <w:proofErr w:type="spellStart"/>
+      <w:r>
+        <w:rPr>
+          <w:rFonts w:ascii="Consolas" w:eastAsia="Times New Roman" w:hAnsi="Consolas" w:cs="Times New Roman"/>
+          <w:color w:val="9CDCFE"/>
+          <w:sz w:val="21"/>
+          <w:szCs w:val="21"/>
+          <w:lang w:eastAsia="es-ES"/>
+        </w:rPr>
+        <w:t>label</w:t>
+      </w:r>
+      <w:proofErr w:type="spellEnd"/>
+      <w:r>
+        <w:rPr>
+          <w:rFonts w:ascii="Consolas" w:eastAsia="Times New Roman" w:hAnsi="Consolas" w:cs="Times New Roman"/>
+          <w:color w:val="BBBEBF"/>
+          <w:sz w:val="21"/>
+          <w:szCs w:val="21"/>
+          <w:lang w:eastAsia="es-ES"/>
+        </w:rPr>
+        <w:t>=</w:t>
+      </w:r>
+      <w:r>
+        <w:rPr>
+          <w:rFonts w:ascii="Consolas" w:eastAsia="Times New Roman" w:hAnsi="Consolas" w:cs="Times New Roman"/>
+          <w:color w:val="A5D6FF"/>
+          <w:sz w:val="21"/>
+          <w:szCs w:val="21"/>
+          <w:lang w:eastAsia="es-ES"/>
+        </w:rPr>
+        <w:t>"Borrar búsqueda"</w:t>
       </w:r>
       <w:r>
         <w:rPr>
@@ -2333,22 +2496,2783 @@
         <w:rPr>
           <w:rFonts w:ascii="Arial" w:hAnsi="Arial" w:cs="Arial"/>
         </w:rPr>
-        <w:t xml:space="preserve">Con esto en el </w:t>
+        <w:t xml:space="preserve">Quedando como: </w:t>
+      </w:r>
+    </w:p>
+    <w:p>
+      <w:pPr>
+        <w:shd w:val="clear" w:color="auto" w:fill="121314"/>
+        <w:spacing w:after="0" w:line="285" w:lineRule="atLeast"/>
+        <w:rPr>
+          <w:rFonts w:ascii="Consolas" w:eastAsia="Times New Roman" w:hAnsi="Consolas" w:cs="Times New Roman"/>
+          <w:color w:val="BBBEBF"/>
+          <w:sz w:val="21"/>
+          <w:szCs w:val="21"/>
+          <w:lang w:eastAsia="es-ES"/>
+        </w:rPr>
+      </w:pPr>
+      <w:r>
+        <w:rPr>
+          <w:rFonts w:ascii="Consolas" w:eastAsia="Times New Roman" w:hAnsi="Consolas" w:cs="Times New Roman"/>
+          <w:color w:val="808080"/>
+          <w:sz w:val="21"/>
+          <w:szCs w:val="21"/>
+          <w:lang w:eastAsia="es-ES"/>
+        </w:rPr>
+        <w:t>&lt;</w:t>
       </w:r>
       <w:proofErr w:type="spellStart"/>
       <w:r>
         <w:rPr>
-          <w:rFonts w:ascii="Arial" w:hAnsi="Arial" w:cs="Arial"/>
-        </w:rPr>
-        <w:t>Lighthouse</w:t>
+          <w:rFonts w:ascii="Consolas" w:eastAsia="Times New Roman" w:hAnsi="Consolas" w:cs="Times New Roman"/>
+          <w:color w:val="7EE787"/>
+          <w:sz w:val="21"/>
+          <w:szCs w:val="21"/>
+          <w:lang w:eastAsia="es-ES"/>
+        </w:rPr>
+        <w:t>div</w:t>
       </w:r>
       <w:proofErr w:type="spellEnd"/>
       <w:r>
         <w:rPr>
-          <w:rFonts w:ascii="Arial" w:hAnsi="Arial" w:cs="Arial"/>
-        </w:rPr>
-        <w:t xml:space="preserve"> llegaría al 100% y Wave posiblemente al 95&gt; de accesibilidad. </w:t>
-      </w:r>
+          <w:rFonts w:ascii="Consolas" w:eastAsia="Times New Roman" w:hAnsi="Consolas" w:cs="Times New Roman"/>
+          <w:color w:val="BBBEBF"/>
+          <w:sz w:val="21"/>
+          <w:szCs w:val="21"/>
+          <w:lang w:eastAsia="es-ES"/>
+        </w:rPr>
+        <w:t xml:space="preserve"> </w:t>
+      </w:r>
+      <w:r>
+        <w:rPr>
+          <w:rFonts w:ascii="Consolas" w:eastAsia="Times New Roman" w:hAnsi="Consolas" w:cs="Times New Roman"/>
+          <w:color w:val="9CDCFE"/>
+          <w:sz w:val="21"/>
+          <w:szCs w:val="21"/>
+          <w:lang w:eastAsia="es-ES"/>
+        </w:rPr>
+        <w:t>id</w:t>
+      </w:r>
+      <w:r>
+        <w:rPr>
+          <w:rFonts w:ascii="Consolas" w:eastAsia="Times New Roman" w:hAnsi="Consolas" w:cs="Times New Roman"/>
+          <w:color w:val="BBBEBF"/>
+          <w:sz w:val="21"/>
+          <w:szCs w:val="21"/>
+          <w:lang w:eastAsia="es-ES"/>
+        </w:rPr>
+        <w:t>=</w:t>
+      </w:r>
+      <w:r>
+        <w:rPr>
+          <w:rFonts w:ascii="Consolas" w:eastAsia="Times New Roman" w:hAnsi="Consolas" w:cs="Times New Roman"/>
+          <w:color w:val="A5D6FF"/>
+          <w:sz w:val="21"/>
+          <w:szCs w:val="21"/>
+          <w:lang w:eastAsia="es-ES"/>
+        </w:rPr>
+        <w:t>"</w:t>
+      </w:r>
+      <w:proofErr w:type="spellStart"/>
+      <w:r>
+        <w:rPr>
+          <w:rFonts w:ascii="Consolas" w:eastAsia="Times New Roman" w:hAnsi="Consolas" w:cs="Times New Roman"/>
+          <w:color w:val="A5D6FF"/>
+          <w:sz w:val="21"/>
+          <w:szCs w:val="21"/>
+          <w:lang w:eastAsia="es-ES"/>
+        </w:rPr>
+        <w:t>headerInferior</w:t>
+      </w:r>
+      <w:proofErr w:type="spellEnd"/>
+      <w:r>
+        <w:rPr>
+          <w:rFonts w:ascii="Consolas" w:eastAsia="Times New Roman" w:hAnsi="Consolas" w:cs="Times New Roman"/>
+          <w:color w:val="A5D6FF"/>
+          <w:sz w:val="21"/>
+          <w:szCs w:val="21"/>
+          <w:lang w:eastAsia="es-ES"/>
+        </w:rPr>
+        <w:t>"</w:t>
+      </w:r>
+      <w:r>
+        <w:rPr>
+          <w:rFonts w:ascii="Consolas" w:eastAsia="Times New Roman" w:hAnsi="Consolas" w:cs="Times New Roman"/>
+          <w:color w:val="808080"/>
+          <w:sz w:val="21"/>
+          <w:szCs w:val="21"/>
+          <w:lang w:eastAsia="es-ES"/>
+        </w:rPr>
+        <w:t>&gt;</w:t>
+      </w:r>
+    </w:p>
+    <w:p>
+      <w:pPr>
+        <w:shd w:val="clear" w:color="auto" w:fill="121314"/>
+        <w:spacing w:after="0" w:line="285" w:lineRule="atLeast"/>
+        <w:rPr>
+          <w:rFonts w:ascii="Consolas" w:eastAsia="Times New Roman" w:hAnsi="Consolas" w:cs="Times New Roman"/>
+          <w:color w:val="BBBEBF"/>
+          <w:sz w:val="21"/>
+          <w:szCs w:val="21"/>
+          <w:lang w:eastAsia="es-ES"/>
+        </w:rPr>
+      </w:pPr>
+      <w:r>
+        <w:rPr>
+          <w:rFonts w:ascii="Consolas" w:eastAsia="Times New Roman" w:hAnsi="Consolas" w:cs="Times New Roman"/>
+          <w:color w:val="BBBEBF"/>
+          <w:sz w:val="21"/>
+          <w:szCs w:val="21"/>
+          <w:lang w:eastAsia="es-ES"/>
+        </w:rPr>
+        <w:t xml:space="preserve">    </w:t>
+      </w:r>
+      <w:r>
+        <w:rPr>
+          <w:rFonts w:ascii="Consolas" w:eastAsia="Times New Roman" w:hAnsi="Consolas" w:cs="Times New Roman"/>
+          <w:color w:val="808080"/>
+          <w:sz w:val="21"/>
+          <w:szCs w:val="21"/>
+          <w:lang w:eastAsia="es-ES"/>
+        </w:rPr>
+        <w:t>&lt;</w:t>
+      </w:r>
+      <w:proofErr w:type="spellStart"/>
+      <w:r>
+        <w:rPr>
+          <w:rFonts w:ascii="Consolas" w:eastAsia="Times New Roman" w:hAnsi="Consolas" w:cs="Times New Roman"/>
+          <w:color w:val="7EE787"/>
+          <w:sz w:val="21"/>
+          <w:szCs w:val="21"/>
+          <w:lang w:eastAsia="es-ES"/>
+        </w:rPr>
+        <w:t>label</w:t>
+      </w:r>
+      <w:proofErr w:type="spellEnd"/>
+      <w:r>
+        <w:rPr>
+          <w:rFonts w:ascii="Consolas" w:eastAsia="Times New Roman" w:hAnsi="Consolas" w:cs="Times New Roman"/>
+          <w:color w:val="BBBEBF"/>
+          <w:sz w:val="21"/>
+          <w:szCs w:val="21"/>
+          <w:lang w:eastAsia="es-ES"/>
+        </w:rPr>
+        <w:t xml:space="preserve"> </w:t>
+      </w:r>
+      <w:proofErr w:type="spellStart"/>
+      <w:r>
+        <w:rPr>
+          <w:rFonts w:ascii="Consolas" w:eastAsia="Times New Roman" w:hAnsi="Consolas" w:cs="Times New Roman"/>
+          <w:color w:val="9CDCFE"/>
+          <w:sz w:val="21"/>
+          <w:szCs w:val="21"/>
+          <w:lang w:eastAsia="es-ES"/>
+        </w:rPr>
+        <w:t>for</w:t>
+      </w:r>
+      <w:proofErr w:type="spellEnd"/>
+      <w:r>
+        <w:rPr>
+          <w:rFonts w:ascii="Consolas" w:eastAsia="Times New Roman" w:hAnsi="Consolas" w:cs="Times New Roman"/>
+          <w:color w:val="BBBEBF"/>
+          <w:sz w:val="21"/>
+          <w:szCs w:val="21"/>
+          <w:lang w:eastAsia="es-ES"/>
+        </w:rPr>
+        <w:t>=</w:t>
+      </w:r>
+      <w:r>
+        <w:rPr>
+          <w:rFonts w:ascii="Consolas" w:eastAsia="Times New Roman" w:hAnsi="Consolas" w:cs="Times New Roman"/>
+          <w:color w:val="A5D6FF"/>
+          <w:sz w:val="21"/>
+          <w:szCs w:val="21"/>
+          <w:lang w:eastAsia="es-ES"/>
+        </w:rPr>
+        <w:t>"buscador"</w:t>
+      </w:r>
+      <w:r>
+        <w:rPr>
+          <w:rFonts w:ascii="Consolas" w:eastAsia="Times New Roman" w:hAnsi="Consolas" w:cs="Times New Roman"/>
+          <w:color w:val="808080"/>
+          <w:sz w:val="21"/>
+          <w:szCs w:val="21"/>
+          <w:lang w:eastAsia="es-ES"/>
+        </w:rPr>
+        <w:t>&gt;</w:t>
+      </w:r>
+      <w:r>
+        <w:rPr>
+          <w:rFonts w:ascii="Consolas" w:eastAsia="Times New Roman" w:hAnsi="Consolas" w:cs="Times New Roman"/>
+          <w:color w:val="BBBEBF"/>
+          <w:sz w:val="21"/>
+          <w:szCs w:val="21"/>
+          <w:lang w:eastAsia="es-ES"/>
+        </w:rPr>
+        <w:t>Buscar</w:t>
+      </w:r>
+      <w:r>
+        <w:rPr>
+          <w:rFonts w:ascii="Consolas" w:eastAsia="Times New Roman" w:hAnsi="Consolas" w:cs="Times New Roman"/>
+          <w:color w:val="808080"/>
+          <w:sz w:val="21"/>
+          <w:szCs w:val="21"/>
+          <w:lang w:eastAsia="es-ES"/>
+        </w:rPr>
+        <w:t>&lt;/</w:t>
+      </w:r>
+      <w:proofErr w:type="spellStart"/>
+      <w:r>
+        <w:rPr>
+          <w:rFonts w:ascii="Consolas" w:eastAsia="Times New Roman" w:hAnsi="Consolas" w:cs="Times New Roman"/>
+          <w:color w:val="7EE787"/>
+          <w:sz w:val="21"/>
+          <w:szCs w:val="21"/>
+          <w:lang w:eastAsia="es-ES"/>
+        </w:rPr>
+        <w:t>label</w:t>
+      </w:r>
+      <w:proofErr w:type="spellEnd"/>
+      <w:r>
+        <w:rPr>
+          <w:rFonts w:ascii="Consolas" w:eastAsia="Times New Roman" w:hAnsi="Consolas" w:cs="Times New Roman"/>
+          <w:color w:val="808080"/>
+          <w:sz w:val="21"/>
+          <w:szCs w:val="21"/>
+          <w:lang w:eastAsia="es-ES"/>
+        </w:rPr>
+        <w:t>&gt;</w:t>
+      </w:r>
+    </w:p>
+    <w:p>
+      <w:pPr>
+        <w:shd w:val="clear" w:color="auto" w:fill="121314"/>
+        <w:spacing w:after="0" w:line="285" w:lineRule="atLeast"/>
+        <w:rPr>
+          <w:rFonts w:ascii="Consolas" w:eastAsia="Times New Roman" w:hAnsi="Consolas" w:cs="Times New Roman"/>
+          <w:color w:val="BBBEBF"/>
+          <w:sz w:val="21"/>
+          <w:szCs w:val="21"/>
+          <w:lang w:eastAsia="es-ES"/>
+        </w:rPr>
+      </w:pPr>
+      <w:r>
+        <w:rPr>
+          <w:rFonts w:ascii="Consolas" w:eastAsia="Times New Roman" w:hAnsi="Consolas" w:cs="Times New Roman"/>
+          <w:color w:val="BBBEBF"/>
+          <w:sz w:val="21"/>
+          <w:szCs w:val="21"/>
+          <w:lang w:eastAsia="es-ES"/>
+        </w:rPr>
+        <w:t xml:space="preserve">    </w:t>
+      </w:r>
+      <w:r>
+        <w:rPr>
+          <w:rFonts w:ascii="Consolas" w:eastAsia="Times New Roman" w:hAnsi="Consolas" w:cs="Times New Roman"/>
+          <w:color w:val="808080"/>
+          <w:sz w:val="21"/>
+          <w:szCs w:val="21"/>
+          <w:lang w:eastAsia="es-ES"/>
+        </w:rPr>
+        <w:t>&lt;</w:t>
+      </w:r>
+      <w:r>
+        <w:rPr>
+          <w:rFonts w:ascii="Consolas" w:eastAsia="Times New Roman" w:hAnsi="Consolas" w:cs="Times New Roman"/>
+          <w:color w:val="7EE787"/>
+          <w:sz w:val="21"/>
+          <w:szCs w:val="21"/>
+          <w:lang w:eastAsia="es-ES"/>
+        </w:rPr>
+        <w:t>input</w:t>
+      </w:r>
+      <w:r>
+        <w:rPr>
+          <w:rFonts w:ascii="Consolas" w:eastAsia="Times New Roman" w:hAnsi="Consolas" w:cs="Times New Roman"/>
+          <w:color w:val="BBBEBF"/>
+          <w:sz w:val="21"/>
+          <w:szCs w:val="21"/>
+          <w:lang w:eastAsia="es-ES"/>
+        </w:rPr>
+        <w:t xml:space="preserve"> </w:t>
+      </w:r>
+      <w:proofErr w:type="spellStart"/>
+      <w:r>
+        <w:rPr>
+          <w:rFonts w:ascii="Consolas" w:eastAsia="Times New Roman" w:hAnsi="Consolas" w:cs="Times New Roman"/>
+          <w:color w:val="9CDCFE"/>
+          <w:sz w:val="21"/>
+          <w:szCs w:val="21"/>
+          <w:lang w:eastAsia="es-ES"/>
+        </w:rPr>
+        <w:t>type</w:t>
+      </w:r>
+      <w:proofErr w:type="spellEnd"/>
+      <w:r>
+        <w:rPr>
+          <w:rFonts w:ascii="Consolas" w:eastAsia="Times New Roman" w:hAnsi="Consolas" w:cs="Times New Roman"/>
+          <w:color w:val="BBBEBF"/>
+          <w:sz w:val="21"/>
+          <w:szCs w:val="21"/>
+          <w:lang w:eastAsia="es-ES"/>
+        </w:rPr>
+        <w:t>=</w:t>
+      </w:r>
+      <w:r>
+        <w:rPr>
+          <w:rFonts w:ascii="Consolas" w:eastAsia="Times New Roman" w:hAnsi="Consolas" w:cs="Times New Roman"/>
+          <w:color w:val="A5D6FF"/>
+          <w:sz w:val="21"/>
+          <w:szCs w:val="21"/>
+          <w:lang w:eastAsia="es-ES"/>
+        </w:rPr>
+        <w:t>"</w:t>
+      </w:r>
+      <w:proofErr w:type="spellStart"/>
+      <w:r>
+        <w:rPr>
+          <w:rFonts w:ascii="Consolas" w:eastAsia="Times New Roman" w:hAnsi="Consolas" w:cs="Times New Roman"/>
+          <w:color w:val="A5D6FF"/>
+          <w:sz w:val="21"/>
+          <w:szCs w:val="21"/>
+          <w:lang w:eastAsia="es-ES"/>
+        </w:rPr>
+        <w:t>text</w:t>
+      </w:r>
+      <w:proofErr w:type="spellEnd"/>
+      <w:r>
+        <w:rPr>
+          <w:rFonts w:ascii="Consolas" w:eastAsia="Times New Roman" w:hAnsi="Consolas" w:cs="Times New Roman"/>
+          <w:color w:val="A5D6FF"/>
+          <w:sz w:val="21"/>
+          <w:szCs w:val="21"/>
+          <w:lang w:eastAsia="es-ES"/>
+        </w:rPr>
+        <w:t>"</w:t>
+      </w:r>
+      <w:r>
+        <w:rPr>
+          <w:rFonts w:ascii="Consolas" w:eastAsia="Times New Roman" w:hAnsi="Consolas" w:cs="Times New Roman"/>
+          <w:color w:val="BBBEBF"/>
+          <w:sz w:val="21"/>
+          <w:szCs w:val="21"/>
+          <w:lang w:eastAsia="es-ES"/>
+        </w:rPr>
+        <w:t xml:space="preserve"> </w:t>
+      </w:r>
+      <w:r>
+        <w:rPr>
+          <w:rFonts w:ascii="Consolas" w:eastAsia="Times New Roman" w:hAnsi="Consolas" w:cs="Times New Roman"/>
+          <w:color w:val="9CDCFE"/>
+          <w:sz w:val="21"/>
+          <w:szCs w:val="21"/>
+          <w:lang w:eastAsia="es-ES"/>
+        </w:rPr>
+        <w:t>id</w:t>
+      </w:r>
+      <w:r>
+        <w:rPr>
+          <w:rFonts w:ascii="Consolas" w:eastAsia="Times New Roman" w:hAnsi="Consolas" w:cs="Times New Roman"/>
+          <w:color w:val="BBBEBF"/>
+          <w:sz w:val="21"/>
+          <w:szCs w:val="21"/>
+          <w:lang w:eastAsia="es-ES"/>
+        </w:rPr>
+        <w:t>=</w:t>
+      </w:r>
+      <w:r>
+        <w:rPr>
+          <w:rFonts w:ascii="Consolas" w:eastAsia="Times New Roman" w:hAnsi="Consolas" w:cs="Times New Roman"/>
+          <w:color w:val="A5D6FF"/>
+          <w:sz w:val="21"/>
+          <w:szCs w:val="21"/>
+          <w:lang w:eastAsia="es-ES"/>
+        </w:rPr>
+        <w:t>"buscador"</w:t>
+      </w:r>
+      <w:r>
+        <w:rPr>
+          <w:rFonts w:ascii="Consolas" w:eastAsia="Times New Roman" w:hAnsi="Consolas" w:cs="Times New Roman"/>
+          <w:color w:val="BBBEBF"/>
+          <w:sz w:val="21"/>
+          <w:szCs w:val="21"/>
+          <w:lang w:eastAsia="es-ES"/>
+        </w:rPr>
+        <w:t xml:space="preserve"> </w:t>
+      </w:r>
+      <w:proofErr w:type="spellStart"/>
+      <w:r>
+        <w:rPr>
+          <w:rFonts w:ascii="Consolas" w:eastAsia="Times New Roman" w:hAnsi="Consolas" w:cs="Times New Roman"/>
+          <w:color w:val="9CDCFE"/>
+          <w:sz w:val="21"/>
+          <w:szCs w:val="21"/>
+          <w:lang w:eastAsia="es-ES"/>
+        </w:rPr>
+        <w:t>placeholder</w:t>
+      </w:r>
+      <w:proofErr w:type="spellEnd"/>
+      <w:r>
+        <w:rPr>
+          <w:rFonts w:ascii="Consolas" w:eastAsia="Times New Roman" w:hAnsi="Consolas" w:cs="Times New Roman"/>
+          <w:color w:val="BBBEBF"/>
+          <w:sz w:val="21"/>
+          <w:szCs w:val="21"/>
+          <w:lang w:eastAsia="es-ES"/>
+        </w:rPr>
+        <w:t>=</w:t>
+      </w:r>
+      <w:r>
+        <w:rPr>
+          <w:rFonts w:ascii="Consolas" w:eastAsia="Times New Roman" w:hAnsi="Consolas" w:cs="Times New Roman"/>
+          <w:color w:val="A5D6FF"/>
+          <w:sz w:val="21"/>
+          <w:szCs w:val="21"/>
+          <w:lang w:eastAsia="es-ES"/>
+        </w:rPr>
+        <w:t>"Buscar"</w:t>
+      </w:r>
+      <w:r>
+        <w:rPr>
+          <w:rFonts w:ascii="Consolas" w:eastAsia="Times New Roman" w:hAnsi="Consolas" w:cs="Times New Roman"/>
+          <w:color w:val="808080"/>
+          <w:sz w:val="21"/>
+          <w:szCs w:val="21"/>
+          <w:lang w:eastAsia="es-ES"/>
+        </w:rPr>
+        <w:t>&gt;</w:t>
+      </w:r>
+    </w:p>
+    <w:p>
+      <w:pPr>
+        <w:shd w:val="clear" w:color="auto" w:fill="121314"/>
+        <w:spacing w:after="0" w:line="285" w:lineRule="atLeast"/>
+        <w:rPr>
+          <w:rFonts w:ascii="Consolas" w:eastAsia="Times New Roman" w:hAnsi="Consolas" w:cs="Times New Roman"/>
+          <w:color w:val="BBBEBF"/>
+          <w:sz w:val="21"/>
+          <w:szCs w:val="21"/>
+          <w:lang w:eastAsia="es-ES"/>
+        </w:rPr>
+      </w:pPr>
+      <w:r>
+        <w:rPr>
+          <w:rFonts w:ascii="Consolas" w:eastAsia="Times New Roman" w:hAnsi="Consolas" w:cs="Times New Roman"/>
+          <w:color w:val="BBBEBF"/>
+          <w:sz w:val="21"/>
+          <w:szCs w:val="21"/>
+          <w:lang w:eastAsia="es-ES"/>
+        </w:rPr>
+        <w:t xml:space="preserve">    </w:t>
+      </w:r>
+      <w:r>
+        <w:rPr>
+          <w:rFonts w:ascii="Consolas" w:eastAsia="Times New Roman" w:hAnsi="Consolas" w:cs="Times New Roman"/>
+          <w:color w:val="808080"/>
+          <w:sz w:val="21"/>
+          <w:szCs w:val="21"/>
+          <w:lang w:eastAsia="es-ES"/>
+        </w:rPr>
+        <w:t>&lt;</w:t>
+      </w:r>
+      <w:proofErr w:type="spellStart"/>
+      <w:r>
+        <w:rPr>
+          <w:rFonts w:ascii="Consolas" w:eastAsia="Times New Roman" w:hAnsi="Consolas" w:cs="Times New Roman"/>
+          <w:color w:val="7EE787"/>
+          <w:sz w:val="21"/>
+          <w:szCs w:val="21"/>
+          <w:lang w:eastAsia="es-ES"/>
+        </w:rPr>
+        <w:t>button</w:t>
+      </w:r>
+      <w:proofErr w:type="spellEnd"/>
+      <w:r>
+        <w:rPr>
+          <w:rFonts w:ascii="Consolas" w:eastAsia="Times New Roman" w:hAnsi="Consolas" w:cs="Times New Roman"/>
+          <w:color w:val="BBBEBF"/>
+          <w:sz w:val="21"/>
+          <w:szCs w:val="21"/>
+          <w:lang w:eastAsia="es-ES"/>
+        </w:rPr>
+        <w:t xml:space="preserve"> </w:t>
+      </w:r>
+      <w:proofErr w:type="spellStart"/>
+      <w:r>
+        <w:rPr>
+          <w:rFonts w:ascii="Consolas" w:eastAsia="Times New Roman" w:hAnsi="Consolas" w:cs="Times New Roman"/>
+          <w:color w:val="9CDCFE"/>
+          <w:sz w:val="21"/>
+          <w:szCs w:val="21"/>
+          <w:lang w:eastAsia="es-ES"/>
+        </w:rPr>
+        <w:t>class</w:t>
+      </w:r>
+      <w:proofErr w:type="spellEnd"/>
+      <w:r>
+        <w:rPr>
+          <w:rFonts w:ascii="Consolas" w:eastAsia="Times New Roman" w:hAnsi="Consolas" w:cs="Times New Roman"/>
+          <w:color w:val="BBBEBF"/>
+          <w:sz w:val="21"/>
+          <w:szCs w:val="21"/>
+          <w:lang w:eastAsia="es-ES"/>
+        </w:rPr>
+        <w:t>=</w:t>
+      </w:r>
+      <w:r>
+        <w:rPr>
+          <w:rFonts w:ascii="Consolas" w:eastAsia="Times New Roman" w:hAnsi="Consolas" w:cs="Times New Roman"/>
+          <w:color w:val="A5D6FF"/>
+          <w:sz w:val="21"/>
+          <w:szCs w:val="21"/>
+          <w:lang w:eastAsia="es-ES"/>
+        </w:rPr>
+        <w:t>"</w:t>
+      </w:r>
+      <w:proofErr w:type="spellStart"/>
+      <w:r>
+        <w:rPr>
+          <w:rFonts w:ascii="Consolas" w:eastAsia="Times New Roman" w:hAnsi="Consolas" w:cs="Times New Roman"/>
+          <w:color w:val="A5D6FF"/>
+          <w:sz w:val="21"/>
+          <w:szCs w:val="21"/>
+          <w:lang w:eastAsia="es-ES"/>
+        </w:rPr>
+        <w:t>buscadorBorrar</w:t>
+      </w:r>
+      <w:proofErr w:type="spellEnd"/>
+      <w:r>
+        <w:rPr>
+          <w:rFonts w:ascii="Consolas" w:eastAsia="Times New Roman" w:hAnsi="Consolas" w:cs="Times New Roman"/>
+          <w:color w:val="A5D6FF"/>
+          <w:sz w:val="21"/>
+          <w:szCs w:val="21"/>
+          <w:lang w:eastAsia="es-ES"/>
+        </w:rPr>
+        <w:t>"</w:t>
+      </w:r>
+      <w:r>
+        <w:rPr>
+          <w:rFonts w:ascii="Consolas" w:eastAsia="Times New Roman" w:hAnsi="Consolas" w:cs="Times New Roman"/>
+          <w:color w:val="BBBEBF"/>
+          <w:sz w:val="21"/>
+          <w:szCs w:val="21"/>
+          <w:lang w:eastAsia="es-ES"/>
+        </w:rPr>
+        <w:t xml:space="preserve"> </w:t>
+      </w:r>
+      <w:r>
+        <w:rPr>
+          <w:rFonts w:ascii="Consolas" w:eastAsia="Times New Roman" w:hAnsi="Consolas" w:cs="Times New Roman"/>
+          <w:color w:val="9CDCFE"/>
+          <w:sz w:val="21"/>
+          <w:szCs w:val="21"/>
+          <w:lang w:eastAsia="es-ES"/>
+        </w:rPr>
+        <w:t>aria-</w:t>
+      </w:r>
+      <w:proofErr w:type="spellStart"/>
+      <w:r>
+        <w:rPr>
+          <w:rFonts w:ascii="Consolas" w:eastAsia="Times New Roman" w:hAnsi="Consolas" w:cs="Times New Roman"/>
+          <w:color w:val="9CDCFE"/>
+          <w:sz w:val="21"/>
+          <w:szCs w:val="21"/>
+          <w:lang w:eastAsia="es-ES"/>
+        </w:rPr>
+        <w:t>label</w:t>
+      </w:r>
+      <w:proofErr w:type="spellEnd"/>
+      <w:r>
+        <w:rPr>
+          <w:rFonts w:ascii="Consolas" w:eastAsia="Times New Roman" w:hAnsi="Consolas" w:cs="Times New Roman"/>
+          <w:color w:val="BBBEBF"/>
+          <w:sz w:val="21"/>
+          <w:szCs w:val="21"/>
+          <w:lang w:eastAsia="es-ES"/>
+        </w:rPr>
+        <w:t>=</w:t>
+      </w:r>
+      <w:r>
+        <w:rPr>
+          <w:rFonts w:ascii="Consolas" w:eastAsia="Times New Roman" w:hAnsi="Consolas" w:cs="Times New Roman"/>
+          <w:color w:val="A5D6FF"/>
+          <w:sz w:val="21"/>
+          <w:szCs w:val="21"/>
+          <w:lang w:eastAsia="es-ES"/>
+        </w:rPr>
+        <w:t xml:space="preserve">"Borrar </w:t>
+      </w:r>
+      <w:r>
+        <w:rPr>
+          <w:rFonts w:ascii="Consolas" w:eastAsia="Times New Roman" w:hAnsi="Consolas" w:cs="Times New Roman"/>
+          <w:color w:val="A5D6FF"/>
+          <w:sz w:val="21"/>
+          <w:szCs w:val="21"/>
+          <w:lang w:eastAsia="es-ES"/>
+        </w:rPr>
+        <w:t xml:space="preserve">  </w:t>
+      </w:r>
+      <w:r>
+        <w:rPr>
+          <w:rFonts w:ascii="Consolas" w:eastAsia="Times New Roman" w:hAnsi="Consolas" w:cs="Times New Roman"/>
+          <w:color w:val="A5D6FF"/>
+          <w:sz w:val="21"/>
+          <w:szCs w:val="21"/>
+          <w:lang w:eastAsia="es-ES"/>
+        </w:rPr>
+        <w:t>búsqueda"</w:t>
+      </w:r>
+      <w:r>
+        <w:rPr>
+          <w:rFonts w:ascii="Consolas" w:eastAsia="Times New Roman" w:hAnsi="Consolas" w:cs="Times New Roman"/>
+          <w:color w:val="808080"/>
+          <w:sz w:val="21"/>
+          <w:szCs w:val="21"/>
+          <w:lang w:eastAsia="es-ES"/>
+        </w:rPr>
+        <w:t>&gt;</w:t>
+      </w:r>
+      <w:r>
+        <w:rPr>
+          <w:rFonts w:ascii="Segoe UI Symbol" w:eastAsia="Times New Roman" w:hAnsi="Segoe UI Symbol" w:cs="Segoe UI Symbol"/>
+          <w:color w:val="BBBEBF"/>
+          <w:sz w:val="21"/>
+          <w:szCs w:val="21"/>
+          <w:lang w:eastAsia="es-ES"/>
+        </w:rPr>
+        <w:t>✕</w:t>
+      </w:r>
+      <w:r>
+        <w:rPr>
+          <w:rFonts w:ascii="Consolas" w:eastAsia="Times New Roman" w:hAnsi="Consolas" w:cs="Times New Roman"/>
+          <w:color w:val="808080"/>
+          <w:sz w:val="21"/>
+          <w:szCs w:val="21"/>
+          <w:lang w:eastAsia="es-ES"/>
+        </w:rPr>
+        <w:t>&lt;/</w:t>
+      </w:r>
+      <w:proofErr w:type="spellStart"/>
+      <w:r>
+        <w:rPr>
+          <w:rFonts w:ascii="Consolas" w:eastAsia="Times New Roman" w:hAnsi="Consolas" w:cs="Times New Roman"/>
+          <w:color w:val="7EE787"/>
+          <w:sz w:val="21"/>
+          <w:szCs w:val="21"/>
+          <w:lang w:eastAsia="es-ES"/>
+        </w:rPr>
+        <w:t>button</w:t>
+      </w:r>
+      <w:proofErr w:type="spellEnd"/>
+      <w:r>
+        <w:rPr>
+          <w:rFonts w:ascii="Consolas" w:eastAsia="Times New Roman" w:hAnsi="Consolas" w:cs="Times New Roman"/>
+          <w:color w:val="808080"/>
+          <w:sz w:val="21"/>
+          <w:szCs w:val="21"/>
+          <w:lang w:eastAsia="es-ES"/>
+        </w:rPr>
+        <w:t>&gt;</w:t>
+      </w:r>
+    </w:p>
+    <w:p>
+      <w:pPr>
+        <w:shd w:val="clear" w:color="auto" w:fill="121314"/>
+        <w:spacing w:after="0" w:line="285" w:lineRule="atLeast"/>
+        <w:rPr>
+          <w:rFonts w:ascii="Consolas" w:eastAsia="Times New Roman" w:hAnsi="Consolas" w:cs="Times New Roman"/>
+          <w:color w:val="BBBEBF"/>
+          <w:sz w:val="21"/>
+          <w:szCs w:val="21"/>
+          <w:lang w:eastAsia="es-ES"/>
+        </w:rPr>
+      </w:pPr>
+      <w:r>
+        <w:rPr>
+          <w:rFonts w:ascii="Consolas" w:eastAsia="Times New Roman" w:hAnsi="Consolas" w:cs="Times New Roman"/>
+          <w:color w:val="808080"/>
+          <w:sz w:val="21"/>
+          <w:szCs w:val="21"/>
+          <w:lang w:eastAsia="es-ES"/>
+        </w:rPr>
+        <w:t>&lt;/</w:t>
+      </w:r>
+      <w:proofErr w:type="spellStart"/>
+      <w:r>
+        <w:rPr>
+          <w:rFonts w:ascii="Consolas" w:eastAsia="Times New Roman" w:hAnsi="Consolas" w:cs="Times New Roman"/>
+          <w:color w:val="7EE787"/>
+          <w:sz w:val="21"/>
+          <w:szCs w:val="21"/>
+          <w:lang w:eastAsia="es-ES"/>
+        </w:rPr>
+        <w:t>div</w:t>
+      </w:r>
+      <w:proofErr w:type="spellEnd"/>
+      <w:r>
+        <w:rPr>
+          <w:rFonts w:ascii="Consolas" w:eastAsia="Times New Roman" w:hAnsi="Consolas" w:cs="Times New Roman"/>
+          <w:color w:val="808080"/>
+          <w:sz w:val="21"/>
+          <w:szCs w:val="21"/>
+          <w:lang w:eastAsia="es-ES"/>
+        </w:rPr>
+        <w:t>&gt;</w:t>
+      </w:r>
+    </w:p>
+    <w:p>
+      <w:pPr>
+        <w:jc w:val="both"/>
+        <w:rPr>
+          <w:rFonts w:ascii="Arial" w:hAnsi="Arial" w:cs="Arial"/>
+        </w:rPr>
+      </w:pPr>
+    </w:p>
+    <w:p>
+      <w:pPr>
+        <w:jc w:val="both"/>
+        <w:rPr>
+          <w:rFonts w:ascii="Arial" w:hAnsi="Arial" w:cs="Arial"/>
+        </w:rPr>
+      </w:pPr>
+      <w:r>
+        <w:rPr>
+          <w:rFonts w:ascii="Arial" w:hAnsi="Arial" w:cs="Arial"/>
+        </w:rPr>
+        <w:t>Y:</w:t>
+      </w:r>
+    </w:p>
+    <w:p>
+      <w:pPr>
+        <w:shd w:val="clear" w:color="auto" w:fill="121314"/>
+        <w:spacing w:after="0" w:line="285" w:lineRule="atLeast"/>
+        <w:rPr>
+          <w:rFonts w:ascii="Consolas" w:eastAsia="Times New Roman" w:hAnsi="Consolas" w:cs="Times New Roman"/>
+          <w:color w:val="BBBEBF"/>
+          <w:sz w:val="21"/>
+          <w:szCs w:val="21"/>
+          <w:lang w:eastAsia="es-ES"/>
+        </w:rPr>
+      </w:pPr>
+      <w:r>
+        <w:rPr>
+          <w:rFonts w:ascii="Consolas" w:eastAsia="Times New Roman" w:hAnsi="Consolas" w:cs="Times New Roman"/>
+          <w:color w:val="808080"/>
+          <w:sz w:val="21"/>
+          <w:szCs w:val="21"/>
+          <w:lang w:eastAsia="es-ES"/>
+        </w:rPr>
+        <w:t>&lt;</w:t>
+      </w:r>
+      <w:proofErr w:type="spellStart"/>
+      <w:r>
+        <w:rPr>
+          <w:rFonts w:ascii="Consolas" w:eastAsia="Times New Roman" w:hAnsi="Consolas" w:cs="Times New Roman"/>
+          <w:color w:val="7EE787"/>
+          <w:sz w:val="21"/>
+          <w:szCs w:val="21"/>
+          <w:lang w:eastAsia="es-ES"/>
+        </w:rPr>
+        <w:t>div</w:t>
+      </w:r>
+      <w:proofErr w:type="spellEnd"/>
+      <w:r>
+        <w:rPr>
+          <w:rFonts w:ascii="Consolas" w:eastAsia="Times New Roman" w:hAnsi="Consolas" w:cs="Times New Roman"/>
+          <w:color w:val="BBBEBF"/>
+          <w:sz w:val="21"/>
+          <w:szCs w:val="21"/>
+          <w:lang w:eastAsia="es-ES"/>
+        </w:rPr>
+        <w:t xml:space="preserve"> </w:t>
+      </w:r>
+      <w:r>
+        <w:rPr>
+          <w:rFonts w:ascii="Consolas" w:eastAsia="Times New Roman" w:hAnsi="Consolas" w:cs="Times New Roman"/>
+          <w:color w:val="9CDCFE"/>
+          <w:sz w:val="21"/>
+          <w:szCs w:val="21"/>
+          <w:lang w:eastAsia="es-ES"/>
+        </w:rPr>
+        <w:t>id</w:t>
+      </w:r>
+      <w:r>
+        <w:rPr>
+          <w:rFonts w:ascii="Consolas" w:eastAsia="Times New Roman" w:hAnsi="Consolas" w:cs="Times New Roman"/>
+          <w:color w:val="BBBEBF"/>
+          <w:sz w:val="21"/>
+          <w:szCs w:val="21"/>
+          <w:lang w:eastAsia="es-ES"/>
+        </w:rPr>
+        <w:t>=</w:t>
+      </w:r>
+      <w:r>
+        <w:rPr>
+          <w:rFonts w:ascii="Consolas" w:eastAsia="Times New Roman" w:hAnsi="Consolas" w:cs="Times New Roman"/>
+          <w:color w:val="A5D6FF"/>
+          <w:sz w:val="21"/>
+          <w:szCs w:val="21"/>
+          <w:lang w:eastAsia="es-ES"/>
+        </w:rPr>
+        <w:t>"</w:t>
+      </w:r>
+      <w:proofErr w:type="spellStart"/>
+      <w:r>
+        <w:rPr>
+          <w:rFonts w:ascii="Consolas" w:eastAsia="Times New Roman" w:hAnsi="Consolas" w:cs="Times New Roman"/>
+          <w:color w:val="A5D6FF"/>
+          <w:sz w:val="21"/>
+          <w:szCs w:val="21"/>
+          <w:lang w:eastAsia="es-ES"/>
+        </w:rPr>
+        <w:t>buscadorAside</w:t>
+      </w:r>
+      <w:proofErr w:type="spellEnd"/>
+      <w:r>
+        <w:rPr>
+          <w:rFonts w:ascii="Consolas" w:eastAsia="Times New Roman" w:hAnsi="Consolas" w:cs="Times New Roman"/>
+          <w:color w:val="A5D6FF"/>
+          <w:sz w:val="21"/>
+          <w:szCs w:val="21"/>
+          <w:lang w:eastAsia="es-ES"/>
+        </w:rPr>
+        <w:t>"</w:t>
+      </w:r>
+      <w:r>
+        <w:rPr>
+          <w:rFonts w:ascii="Consolas" w:eastAsia="Times New Roman" w:hAnsi="Consolas" w:cs="Times New Roman"/>
+          <w:color w:val="808080"/>
+          <w:sz w:val="21"/>
+          <w:szCs w:val="21"/>
+          <w:lang w:eastAsia="es-ES"/>
+        </w:rPr>
+        <w:t>&gt;</w:t>
+      </w:r>
+    </w:p>
+    <w:p>
+      <w:pPr>
+        <w:shd w:val="clear" w:color="auto" w:fill="121314"/>
+        <w:spacing w:after="0" w:line="285" w:lineRule="atLeast"/>
+        <w:rPr>
+          <w:rFonts w:ascii="Consolas" w:eastAsia="Times New Roman" w:hAnsi="Consolas" w:cs="Times New Roman"/>
+          <w:color w:val="BBBEBF"/>
+          <w:sz w:val="21"/>
+          <w:szCs w:val="21"/>
+          <w:lang w:eastAsia="es-ES"/>
+        </w:rPr>
+      </w:pPr>
+      <w:r>
+        <w:rPr>
+          <w:rFonts w:ascii="Consolas" w:eastAsia="Times New Roman" w:hAnsi="Consolas" w:cs="Times New Roman"/>
+          <w:color w:val="BBBEBF"/>
+          <w:sz w:val="21"/>
+          <w:szCs w:val="21"/>
+          <w:lang w:eastAsia="es-ES"/>
+        </w:rPr>
+        <w:t xml:space="preserve">    </w:t>
+      </w:r>
+      <w:r>
+        <w:rPr>
+          <w:rFonts w:ascii="Consolas" w:eastAsia="Times New Roman" w:hAnsi="Consolas" w:cs="Times New Roman"/>
+          <w:color w:val="808080"/>
+          <w:sz w:val="21"/>
+          <w:szCs w:val="21"/>
+          <w:lang w:eastAsia="es-ES"/>
+        </w:rPr>
+        <w:t>&lt;</w:t>
+      </w:r>
+      <w:proofErr w:type="spellStart"/>
+      <w:r>
+        <w:rPr>
+          <w:rFonts w:ascii="Consolas" w:eastAsia="Times New Roman" w:hAnsi="Consolas" w:cs="Times New Roman"/>
+          <w:color w:val="7EE787"/>
+          <w:sz w:val="21"/>
+          <w:szCs w:val="21"/>
+          <w:lang w:eastAsia="es-ES"/>
+        </w:rPr>
+        <w:t>label</w:t>
+      </w:r>
+      <w:proofErr w:type="spellEnd"/>
+      <w:r>
+        <w:rPr>
+          <w:rFonts w:ascii="Consolas" w:eastAsia="Times New Roman" w:hAnsi="Consolas" w:cs="Times New Roman"/>
+          <w:color w:val="BBBEBF"/>
+          <w:sz w:val="21"/>
+          <w:szCs w:val="21"/>
+          <w:lang w:eastAsia="es-ES"/>
+        </w:rPr>
+        <w:t xml:space="preserve"> </w:t>
+      </w:r>
+      <w:proofErr w:type="spellStart"/>
+      <w:r>
+        <w:rPr>
+          <w:rFonts w:ascii="Consolas" w:eastAsia="Times New Roman" w:hAnsi="Consolas" w:cs="Times New Roman"/>
+          <w:color w:val="9CDCFE"/>
+          <w:sz w:val="21"/>
+          <w:szCs w:val="21"/>
+          <w:lang w:eastAsia="es-ES"/>
+        </w:rPr>
+        <w:t>for</w:t>
+      </w:r>
+      <w:proofErr w:type="spellEnd"/>
+      <w:r>
+        <w:rPr>
+          <w:rFonts w:ascii="Consolas" w:eastAsia="Times New Roman" w:hAnsi="Consolas" w:cs="Times New Roman"/>
+          <w:color w:val="BBBEBF"/>
+          <w:sz w:val="21"/>
+          <w:szCs w:val="21"/>
+          <w:lang w:eastAsia="es-ES"/>
+        </w:rPr>
+        <w:t>=</w:t>
+      </w:r>
+      <w:r>
+        <w:rPr>
+          <w:rFonts w:ascii="Consolas" w:eastAsia="Times New Roman" w:hAnsi="Consolas" w:cs="Times New Roman"/>
+          <w:color w:val="A5D6FF"/>
+          <w:sz w:val="21"/>
+          <w:szCs w:val="21"/>
+          <w:lang w:eastAsia="es-ES"/>
+        </w:rPr>
+        <w:t>"</w:t>
+      </w:r>
+      <w:proofErr w:type="spellStart"/>
+      <w:r>
+        <w:rPr>
+          <w:rFonts w:ascii="Consolas" w:eastAsia="Times New Roman" w:hAnsi="Consolas" w:cs="Times New Roman"/>
+          <w:color w:val="A5D6FF"/>
+          <w:sz w:val="21"/>
+          <w:szCs w:val="21"/>
+          <w:lang w:eastAsia="es-ES"/>
+        </w:rPr>
+        <w:t>buscadorAsideInput</w:t>
+      </w:r>
+      <w:proofErr w:type="spellEnd"/>
+      <w:r>
+        <w:rPr>
+          <w:rFonts w:ascii="Consolas" w:eastAsia="Times New Roman" w:hAnsi="Consolas" w:cs="Times New Roman"/>
+          <w:color w:val="A5D6FF"/>
+          <w:sz w:val="21"/>
+          <w:szCs w:val="21"/>
+          <w:lang w:eastAsia="es-ES"/>
+        </w:rPr>
+        <w:t>"</w:t>
+      </w:r>
+      <w:r>
+        <w:rPr>
+          <w:rFonts w:ascii="Consolas" w:eastAsia="Times New Roman" w:hAnsi="Consolas" w:cs="Times New Roman"/>
+          <w:color w:val="BBBEBF"/>
+          <w:sz w:val="21"/>
+          <w:szCs w:val="21"/>
+          <w:lang w:eastAsia="es-ES"/>
+        </w:rPr>
+        <w:t xml:space="preserve"> </w:t>
+      </w:r>
+      <w:proofErr w:type="spellStart"/>
+      <w:r>
+        <w:rPr>
+          <w:rFonts w:ascii="Consolas" w:eastAsia="Times New Roman" w:hAnsi="Consolas" w:cs="Times New Roman"/>
+          <w:color w:val="9CDCFE"/>
+          <w:sz w:val="21"/>
+          <w:szCs w:val="21"/>
+          <w:lang w:eastAsia="es-ES"/>
+        </w:rPr>
+        <w:t>class</w:t>
+      </w:r>
+      <w:proofErr w:type="spellEnd"/>
+      <w:r>
+        <w:rPr>
+          <w:rFonts w:ascii="Consolas" w:eastAsia="Times New Roman" w:hAnsi="Consolas" w:cs="Times New Roman"/>
+          <w:color w:val="BBBEBF"/>
+          <w:sz w:val="21"/>
+          <w:szCs w:val="21"/>
+          <w:lang w:eastAsia="es-ES"/>
+        </w:rPr>
+        <w:t>=</w:t>
+      </w:r>
+      <w:r>
+        <w:rPr>
+          <w:rFonts w:ascii="Consolas" w:eastAsia="Times New Roman" w:hAnsi="Consolas" w:cs="Times New Roman"/>
+          <w:color w:val="A5D6FF"/>
+          <w:sz w:val="21"/>
+          <w:szCs w:val="21"/>
+          <w:lang w:eastAsia="es-ES"/>
+        </w:rPr>
+        <w:t>"sr-</w:t>
+      </w:r>
+      <w:proofErr w:type="spellStart"/>
+      <w:r>
+        <w:rPr>
+          <w:rFonts w:ascii="Consolas" w:eastAsia="Times New Roman" w:hAnsi="Consolas" w:cs="Times New Roman"/>
+          <w:color w:val="A5D6FF"/>
+          <w:sz w:val="21"/>
+          <w:szCs w:val="21"/>
+          <w:lang w:eastAsia="es-ES"/>
+        </w:rPr>
+        <w:t>only</w:t>
+      </w:r>
+      <w:proofErr w:type="spellEnd"/>
+      <w:r>
+        <w:rPr>
+          <w:rFonts w:ascii="Consolas" w:eastAsia="Times New Roman" w:hAnsi="Consolas" w:cs="Times New Roman"/>
+          <w:color w:val="A5D6FF"/>
+          <w:sz w:val="21"/>
+          <w:szCs w:val="21"/>
+          <w:lang w:eastAsia="es-ES"/>
+        </w:rPr>
+        <w:t>"</w:t>
+      </w:r>
+      <w:r>
+        <w:rPr>
+          <w:rFonts w:ascii="Consolas" w:eastAsia="Times New Roman" w:hAnsi="Consolas" w:cs="Times New Roman"/>
+          <w:color w:val="808080"/>
+          <w:sz w:val="21"/>
+          <w:szCs w:val="21"/>
+          <w:lang w:eastAsia="es-ES"/>
+        </w:rPr>
+        <w:t>&gt;</w:t>
+      </w:r>
+      <w:r>
+        <w:rPr>
+          <w:rFonts w:ascii="Consolas" w:eastAsia="Times New Roman" w:hAnsi="Consolas" w:cs="Times New Roman"/>
+          <w:color w:val="BBBEBF"/>
+          <w:sz w:val="21"/>
+          <w:szCs w:val="21"/>
+          <w:lang w:eastAsia="es-ES"/>
+        </w:rPr>
+        <w:t>Buscar</w:t>
+      </w:r>
+      <w:r>
+        <w:rPr>
+          <w:rFonts w:ascii="Consolas" w:eastAsia="Times New Roman" w:hAnsi="Consolas" w:cs="Times New Roman"/>
+          <w:color w:val="808080"/>
+          <w:sz w:val="21"/>
+          <w:szCs w:val="21"/>
+          <w:lang w:eastAsia="es-ES"/>
+        </w:rPr>
+        <w:t>&lt;/</w:t>
+      </w:r>
+      <w:proofErr w:type="spellStart"/>
+      <w:r>
+        <w:rPr>
+          <w:rFonts w:ascii="Consolas" w:eastAsia="Times New Roman" w:hAnsi="Consolas" w:cs="Times New Roman"/>
+          <w:color w:val="7EE787"/>
+          <w:sz w:val="21"/>
+          <w:szCs w:val="21"/>
+          <w:lang w:eastAsia="es-ES"/>
+        </w:rPr>
+        <w:t>label</w:t>
+      </w:r>
+      <w:proofErr w:type="spellEnd"/>
+      <w:r>
+        <w:rPr>
+          <w:rFonts w:ascii="Consolas" w:eastAsia="Times New Roman" w:hAnsi="Consolas" w:cs="Times New Roman"/>
+          <w:color w:val="808080"/>
+          <w:sz w:val="21"/>
+          <w:szCs w:val="21"/>
+          <w:lang w:eastAsia="es-ES"/>
+        </w:rPr>
+        <w:t>&gt;</w:t>
+      </w:r>
+    </w:p>
+    <w:p>
+      <w:pPr>
+        <w:shd w:val="clear" w:color="auto" w:fill="121314"/>
+        <w:spacing w:after="0" w:line="285" w:lineRule="atLeast"/>
+        <w:rPr>
+          <w:rFonts w:ascii="Consolas" w:eastAsia="Times New Roman" w:hAnsi="Consolas" w:cs="Times New Roman"/>
+          <w:color w:val="BBBEBF"/>
+          <w:sz w:val="21"/>
+          <w:szCs w:val="21"/>
+          <w:lang w:eastAsia="es-ES"/>
+        </w:rPr>
+      </w:pPr>
+      <w:r>
+        <w:rPr>
+          <w:rFonts w:ascii="Consolas" w:eastAsia="Times New Roman" w:hAnsi="Consolas" w:cs="Times New Roman"/>
+          <w:color w:val="BBBEBF"/>
+          <w:sz w:val="21"/>
+          <w:szCs w:val="21"/>
+          <w:lang w:eastAsia="es-ES"/>
+        </w:rPr>
+        <w:t xml:space="preserve">    </w:t>
+      </w:r>
+      <w:r>
+        <w:rPr>
+          <w:rFonts w:ascii="Consolas" w:eastAsia="Times New Roman" w:hAnsi="Consolas" w:cs="Times New Roman"/>
+          <w:color w:val="808080"/>
+          <w:sz w:val="21"/>
+          <w:szCs w:val="21"/>
+          <w:lang w:eastAsia="es-ES"/>
+        </w:rPr>
+        <w:t>&lt;</w:t>
+      </w:r>
+      <w:r>
+        <w:rPr>
+          <w:rFonts w:ascii="Consolas" w:eastAsia="Times New Roman" w:hAnsi="Consolas" w:cs="Times New Roman"/>
+          <w:color w:val="7EE787"/>
+          <w:sz w:val="21"/>
+          <w:szCs w:val="21"/>
+          <w:lang w:eastAsia="es-ES"/>
+        </w:rPr>
+        <w:t>input</w:t>
+      </w:r>
+      <w:r>
+        <w:rPr>
+          <w:rFonts w:ascii="Consolas" w:eastAsia="Times New Roman" w:hAnsi="Consolas" w:cs="Times New Roman"/>
+          <w:color w:val="BBBEBF"/>
+          <w:sz w:val="21"/>
+          <w:szCs w:val="21"/>
+          <w:lang w:eastAsia="es-ES"/>
+        </w:rPr>
+        <w:t xml:space="preserve"> </w:t>
+      </w:r>
+      <w:proofErr w:type="spellStart"/>
+      <w:r>
+        <w:rPr>
+          <w:rFonts w:ascii="Consolas" w:eastAsia="Times New Roman" w:hAnsi="Consolas" w:cs="Times New Roman"/>
+          <w:color w:val="9CDCFE"/>
+          <w:sz w:val="21"/>
+          <w:szCs w:val="21"/>
+          <w:lang w:eastAsia="es-ES"/>
+        </w:rPr>
+        <w:t>type</w:t>
+      </w:r>
+      <w:proofErr w:type="spellEnd"/>
+      <w:r>
+        <w:rPr>
+          <w:rFonts w:ascii="Consolas" w:eastAsia="Times New Roman" w:hAnsi="Consolas" w:cs="Times New Roman"/>
+          <w:color w:val="BBBEBF"/>
+          <w:sz w:val="21"/>
+          <w:szCs w:val="21"/>
+          <w:lang w:eastAsia="es-ES"/>
+        </w:rPr>
+        <w:t>=</w:t>
+      </w:r>
+      <w:r>
+        <w:rPr>
+          <w:rFonts w:ascii="Consolas" w:eastAsia="Times New Roman" w:hAnsi="Consolas" w:cs="Times New Roman"/>
+          <w:color w:val="A5D6FF"/>
+          <w:sz w:val="21"/>
+          <w:szCs w:val="21"/>
+          <w:lang w:eastAsia="es-ES"/>
+        </w:rPr>
+        <w:t>"</w:t>
+      </w:r>
+      <w:proofErr w:type="spellStart"/>
+      <w:r>
+        <w:rPr>
+          <w:rFonts w:ascii="Consolas" w:eastAsia="Times New Roman" w:hAnsi="Consolas" w:cs="Times New Roman"/>
+          <w:color w:val="A5D6FF"/>
+          <w:sz w:val="21"/>
+          <w:szCs w:val="21"/>
+          <w:lang w:eastAsia="es-ES"/>
+        </w:rPr>
+        <w:t>text</w:t>
+      </w:r>
+      <w:proofErr w:type="spellEnd"/>
+      <w:r>
+        <w:rPr>
+          <w:rFonts w:ascii="Consolas" w:eastAsia="Times New Roman" w:hAnsi="Consolas" w:cs="Times New Roman"/>
+          <w:color w:val="A5D6FF"/>
+          <w:sz w:val="21"/>
+          <w:szCs w:val="21"/>
+          <w:lang w:eastAsia="es-ES"/>
+        </w:rPr>
+        <w:t>"</w:t>
+      </w:r>
+      <w:r>
+        <w:rPr>
+          <w:rFonts w:ascii="Consolas" w:eastAsia="Times New Roman" w:hAnsi="Consolas" w:cs="Times New Roman"/>
+          <w:color w:val="BBBEBF"/>
+          <w:sz w:val="21"/>
+          <w:szCs w:val="21"/>
+          <w:lang w:eastAsia="es-ES"/>
+        </w:rPr>
+        <w:t xml:space="preserve"> </w:t>
+      </w:r>
+      <w:r>
+        <w:rPr>
+          <w:rFonts w:ascii="Consolas" w:eastAsia="Times New Roman" w:hAnsi="Consolas" w:cs="Times New Roman"/>
+          <w:color w:val="9CDCFE"/>
+          <w:sz w:val="21"/>
+          <w:szCs w:val="21"/>
+          <w:lang w:eastAsia="es-ES"/>
+        </w:rPr>
+        <w:t>id</w:t>
+      </w:r>
+      <w:r>
+        <w:rPr>
+          <w:rFonts w:ascii="Consolas" w:eastAsia="Times New Roman" w:hAnsi="Consolas" w:cs="Times New Roman"/>
+          <w:color w:val="BBBEBF"/>
+          <w:sz w:val="21"/>
+          <w:szCs w:val="21"/>
+          <w:lang w:eastAsia="es-ES"/>
+        </w:rPr>
+        <w:t>=</w:t>
+      </w:r>
+      <w:r>
+        <w:rPr>
+          <w:rFonts w:ascii="Consolas" w:eastAsia="Times New Roman" w:hAnsi="Consolas" w:cs="Times New Roman"/>
+          <w:color w:val="A5D6FF"/>
+          <w:sz w:val="21"/>
+          <w:szCs w:val="21"/>
+          <w:lang w:eastAsia="es-ES"/>
+        </w:rPr>
+        <w:t>"</w:t>
+      </w:r>
+      <w:proofErr w:type="spellStart"/>
+      <w:r>
+        <w:rPr>
+          <w:rFonts w:ascii="Consolas" w:eastAsia="Times New Roman" w:hAnsi="Consolas" w:cs="Times New Roman"/>
+          <w:color w:val="A5D6FF"/>
+          <w:sz w:val="21"/>
+          <w:szCs w:val="21"/>
+          <w:lang w:eastAsia="es-ES"/>
+        </w:rPr>
+        <w:t>buscadorAsideInput</w:t>
+      </w:r>
+      <w:proofErr w:type="spellEnd"/>
+      <w:r>
+        <w:rPr>
+          <w:rFonts w:ascii="Consolas" w:eastAsia="Times New Roman" w:hAnsi="Consolas" w:cs="Times New Roman"/>
+          <w:color w:val="A5D6FF"/>
+          <w:sz w:val="21"/>
+          <w:szCs w:val="21"/>
+          <w:lang w:eastAsia="es-ES"/>
+        </w:rPr>
+        <w:t>"</w:t>
+      </w:r>
+      <w:r>
+        <w:rPr>
+          <w:rFonts w:ascii="Consolas" w:eastAsia="Times New Roman" w:hAnsi="Consolas" w:cs="Times New Roman"/>
+          <w:color w:val="BBBEBF"/>
+          <w:sz w:val="21"/>
+          <w:szCs w:val="21"/>
+          <w:lang w:eastAsia="es-ES"/>
+        </w:rPr>
+        <w:t xml:space="preserve"> </w:t>
+      </w:r>
+      <w:proofErr w:type="spellStart"/>
+      <w:r>
+        <w:rPr>
+          <w:rFonts w:ascii="Consolas" w:eastAsia="Times New Roman" w:hAnsi="Consolas" w:cs="Times New Roman"/>
+          <w:color w:val="9CDCFE"/>
+          <w:sz w:val="21"/>
+          <w:szCs w:val="21"/>
+          <w:lang w:eastAsia="es-ES"/>
+        </w:rPr>
+        <w:t>placeholder</w:t>
+      </w:r>
+      <w:proofErr w:type="spellEnd"/>
+      <w:r>
+        <w:rPr>
+          <w:rFonts w:ascii="Consolas" w:eastAsia="Times New Roman" w:hAnsi="Consolas" w:cs="Times New Roman"/>
+          <w:color w:val="BBBEBF"/>
+          <w:sz w:val="21"/>
+          <w:szCs w:val="21"/>
+          <w:lang w:eastAsia="es-ES"/>
+        </w:rPr>
+        <w:t>=</w:t>
+      </w:r>
+      <w:r>
+        <w:rPr>
+          <w:rFonts w:ascii="Consolas" w:eastAsia="Times New Roman" w:hAnsi="Consolas" w:cs="Times New Roman"/>
+          <w:color w:val="A5D6FF"/>
+          <w:sz w:val="21"/>
+          <w:szCs w:val="21"/>
+          <w:lang w:eastAsia="es-ES"/>
+        </w:rPr>
+        <w:t>"Buscar"</w:t>
+      </w:r>
+      <w:r>
+        <w:rPr>
+          <w:rFonts w:ascii="Consolas" w:eastAsia="Times New Roman" w:hAnsi="Consolas" w:cs="Times New Roman"/>
+          <w:color w:val="808080"/>
+          <w:sz w:val="21"/>
+          <w:szCs w:val="21"/>
+          <w:lang w:eastAsia="es-ES"/>
+        </w:rPr>
+        <w:t>&gt;</w:t>
+      </w:r>
+    </w:p>
+    <w:p>
+      <w:pPr>
+        <w:shd w:val="clear" w:color="auto" w:fill="121314"/>
+        <w:spacing w:after="0" w:line="285" w:lineRule="atLeast"/>
+        <w:rPr>
+          <w:rFonts w:ascii="Consolas" w:eastAsia="Times New Roman" w:hAnsi="Consolas" w:cs="Times New Roman"/>
+          <w:color w:val="BBBEBF"/>
+          <w:sz w:val="21"/>
+          <w:szCs w:val="21"/>
+          <w:lang w:eastAsia="es-ES"/>
+        </w:rPr>
+      </w:pPr>
+      <w:r>
+        <w:rPr>
+          <w:rFonts w:ascii="Consolas" w:eastAsia="Times New Roman" w:hAnsi="Consolas" w:cs="Times New Roman"/>
+          <w:color w:val="808080"/>
+          <w:sz w:val="21"/>
+          <w:szCs w:val="21"/>
+          <w:lang w:eastAsia="es-ES"/>
+        </w:rPr>
+        <w:t>&lt;/</w:t>
+      </w:r>
+      <w:proofErr w:type="spellStart"/>
+      <w:r>
+        <w:rPr>
+          <w:rFonts w:ascii="Consolas" w:eastAsia="Times New Roman" w:hAnsi="Consolas" w:cs="Times New Roman"/>
+          <w:color w:val="7EE787"/>
+          <w:sz w:val="21"/>
+          <w:szCs w:val="21"/>
+          <w:lang w:eastAsia="es-ES"/>
+        </w:rPr>
+        <w:t>div</w:t>
+      </w:r>
+      <w:proofErr w:type="spellEnd"/>
+      <w:r>
+        <w:rPr>
+          <w:rFonts w:ascii="Consolas" w:eastAsia="Times New Roman" w:hAnsi="Consolas" w:cs="Times New Roman"/>
+          <w:color w:val="808080"/>
+          <w:sz w:val="21"/>
+          <w:szCs w:val="21"/>
+          <w:lang w:eastAsia="es-ES"/>
+        </w:rPr>
+        <w:t>&gt;</w:t>
+      </w:r>
+    </w:p>
+    <w:p>
+      <w:pPr>
+        <w:jc w:val="both"/>
+        <w:rPr>
+          <w:rFonts w:ascii="Arial" w:hAnsi="Arial" w:cs="Arial"/>
+        </w:rPr>
+      </w:pPr>
+    </w:p>
+    <w:p>
+      <w:pPr>
+        <w:jc w:val="both"/>
+        <w:rPr>
+          <w:rFonts w:ascii="Arial" w:hAnsi="Arial" w:cs="Arial"/>
+        </w:rPr>
+      </w:pPr>
+      <w:r>
+        <w:rPr>
+          <w:rFonts w:ascii="Arial" w:hAnsi="Arial" w:cs="Arial"/>
+        </w:rPr>
+        <w:t>Luego sería dar estilos para adecuar la página.</w:t>
+      </w:r>
+    </w:p>
+    <w:p>
+      <w:pPr>
+        <w:rPr>
+          <w:rFonts w:ascii="Arial" w:hAnsi="Arial" w:cs="Arial"/>
+          <w:b/>
+          <w:bCs/>
+        </w:rPr>
+      </w:pPr>
+      <w:r>
+        <w:rPr>
+          <w:rFonts w:ascii="Arial" w:hAnsi="Arial" w:cs="Arial"/>
+          <w:b/>
+          <w:bCs/>
+        </w:rPr>
+        <w:br w:type="page"/>
+      </w:r>
+    </w:p>
+    <w:p>
+      <w:pPr>
+        <w:jc w:val="center"/>
+        <w:rPr>
+          <w:rFonts w:ascii="Arial" w:hAnsi="Arial" w:cs="Arial"/>
+          <w:b/>
+          <w:bCs/>
+        </w:rPr>
+      </w:pPr>
+      <w:r>
+        <w:rPr>
+          <w:rFonts w:ascii="Arial" w:hAnsi="Arial" w:cs="Arial"/>
+          <w:b/>
+          <w:bCs/>
+        </w:rPr>
+        <w:lastRenderedPageBreak/>
+        <w:t>**Modificación tras releer la rúbrica y adecuarla al máximo de nota: **</w:t>
+      </w:r>
+    </w:p>
+    <w:p>
+      <w:pPr>
+        <w:jc w:val="both"/>
+        <w:rPr>
+          <w:rFonts w:ascii="Arial" w:hAnsi="Arial" w:cs="Arial"/>
+        </w:rPr>
+      </w:pPr>
+      <w:r>
+        <w:rPr>
+          <w:rFonts w:ascii="Arial" w:hAnsi="Arial" w:cs="Arial"/>
+        </w:rPr>
+        <w:drawing>
+          <wp:inline distT="0" distB="0" distL="0" distR="0" wp14:anchorId="4584000A" wp14:editId="0BB8BDD8">
+            <wp:extent cx="5400040" cy="2907030"/>
+            <wp:effectExtent l="0" t="0" r="0" b="7620"/>
+            <wp:docPr id="5" name="Imagen 5"/>
+            <wp:cNvGraphicFramePr>
+              <a:graphicFrameLocks xmlns:a="http://schemas.openxmlformats.org/drawingml/2006/main" noChangeAspect="1"/>
+            </wp:cNvGraphicFramePr>
+            <a:graphic xmlns:a="http://schemas.openxmlformats.org/drawingml/2006/main">
+              <a:graphicData uri="http://schemas.openxmlformats.org/drawingml/2006/picture">
+                <pic:pic xmlns:pic="http://schemas.openxmlformats.org/drawingml/2006/picture">
+                  <pic:nvPicPr>
+                    <pic:cNvPr id="1" name=""/>
+                    <pic:cNvPicPr/>
+                  </pic:nvPicPr>
+                  <pic:blipFill>
+                    <a:blip r:embed="rId9"/>
+                    <a:stretch>
+                      <a:fillRect/>
+                    </a:stretch>
+                  </pic:blipFill>
+                  <pic:spPr>
+                    <a:xfrm>
+                      <a:off x="0" y="0"/>
+                      <a:ext cx="5400040" cy="2907030"/>
+                    </a:xfrm>
+                    <a:prstGeom prst="rect">
+                      <a:avLst/>
+                    </a:prstGeom>
+                  </pic:spPr>
+                </pic:pic>
+              </a:graphicData>
+            </a:graphic>
+          </wp:inline>
+        </w:drawing>
+      </w:r>
+    </w:p>
+    <w:p>
+      <w:pPr>
+        <w:jc w:val="both"/>
+        <w:rPr>
+          <w:rFonts w:ascii="Arial" w:hAnsi="Arial" w:cs="Arial"/>
+        </w:rPr>
+      </w:pPr>
+      <w:proofErr w:type="spellStart"/>
+      <w:r>
+        <w:rPr>
+          <w:rFonts w:ascii="Arial" w:hAnsi="Arial" w:cs="Arial"/>
+        </w:rPr>
+        <w:t>LightHouse</w:t>
+      </w:r>
+      <w:proofErr w:type="spellEnd"/>
+      <w:r>
+        <w:rPr>
+          <w:rFonts w:ascii="Arial" w:hAnsi="Arial" w:cs="Arial"/>
+        </w:rPr>
+        <w:t xml:space="preserve"> se ha actualizado al 100% de accesibilidad. Anteriormente había que modificar el botón “X” del buscador del </w:t>
+      </w:r>
+      <w:proofErr w:type="spellStart"/>
+      <w:r>
+        <w:rPr>
+          <w:rFonts w:ascii="Arial" w:hAnsi="Arial" w:cs="Arial"/>
+        </w:rPr>
+        <w:t>header</w:t>
+      </w:r>
+      <w:proofErr w:type="spellEnd"/>
+      <w:r>
+        <w:rPr>
+          <w:rFonts w:ascii="Arial" w:hAnsi="Arial" w:cs="Arial"/>
+        </w:rPr>
+        <w:t>, ya que era muy pequeño.</w:t>
+      </w:r>
+    </w:p>
+    <w:p>
+      <w:pPr>
+        <w:jc w:val="both"/>
+        <w:rPr>
+          <w:rFonts w:ascii="Arial" w:hAnsi="Arial" w:cs="Arial"/>
+        </w:rPr>
+      </w:pPr>
+    </w:p>
+    <w:p>
+      <w:pPr>
+        <w:jc w:val="both"/>
+        <w:rPr>
+          <w:rFonts w:ascii="Arial" w:hAnsi="Arial" w:cs="Arial"/>
+        </w:rPr>
+      </w:pPr>
+      <w:r>
+        <w:rPr>
+          <w:rFonts w:ascii="Arial" w:hAnsi="Arial" w:cs="Arial"/>
+        </w:rPr>
+        <w:drawing>
+          <wp:inline distT="0" distB="0" distL="0" distR="0" wp14:anchorId="6FE8614A" wp14:editId="38B2D307">
+            <wp:extent cx="5400040" cy="2901315"/>
+            <wp:effectExtent l="0" t="0" r="0" b="0"/>
+            <wp:docPr id="6" name="Imagen 6"/>
+            <wp:cNvGraphicFramePr>
+              <a:graphicFrameLocks xmlns:a="http://schemas.openxmlformats.org/drawingml/2006/main" noChangeAspect="1"/>
+            </wp:cNvGraphicFramePr>
+            <a:graphic xmlns:a="http://schemas.openxmlformats.org/drawingml/2006/main">
+              <a:graphicData uri="http://schemas.openxmlformats.org/drawingml/2006/picture">
+                <pic:pic xmlns:pic="http://schemas.openxmlformats.org/drawingml/2006/picture">
+                  <pic:nvPicPr>
+                    <pic:cNvPr id="1" name=""/>
+                    <pic:cNvPicPr/>
+                  </pic:nvPicPr>
+                  <pic:blipFill>
+                    <a:blip r:embed="rId10"/>
+                    <a:stretch>
+                      <a:fillRect/>
+                    </a:stretch>
+                  </pic:blipFill>
+                  <pic:spPr>
+                    <a:xfrm>
+                      <a:off x="0" y="0"/>
+                      <a:ext cx="5400040" cy="2901315"/>
+                    </a:xfrm>
+                    <a:prstGeom prst="rect">
+                      <a:avLst/>
+                    </a:prstGeom>
+                  </pic:spPr>
+                </pic:pic>
+              </a:graphicData>
+            </a:graphic>
+          </wp:inline>
+        </w:drawing>
+      </w:r>
+    </w:p>
+    <w:p>
+      <w:pPr>
+        <w:jc w:val="both"/>
+        <w:rPr>
+          <w:rFonts w:ascii="Arial" w:hAnsi="Arial" w:cs="Arial"/>
+        </w:rPr>
+      </w:pPr>
+      <w:r>
+        <w:rPr>
+          <w:rFonts w:ascii="Arial" w:hAnsi="Arial" w:cs="Arial"/>
+        </w:rPr>
+        <w:t>En cuanto al WAVE, se aprecia que se mantienen los dos errores por lo anterior mencionado.</w:t>
+      </w:r>
+    </w:p>
+    <w:p>
+      <w:pPr>
+        <w:jc w:val="both"/>
+        <w:rPr>
+          <w:rFonts w:ascii="Arial" w:hAnsi="Arial" w:cs="Arial"/>
+        </w:rPr>
+      </w:pPr>
+      <w:r>
+        <w:rPr>
+          <w:rFonts w:ascii="Arial" w:hAnsi="Arial" w:cs="Arial"/>
+        </w:rPr>
+        <w:t>Se observa cambios en la estructura, pasando de 28 elementos a 29 y un aumento significativo de los ARIA, los cuales servirán a las tecnologías de asistencia a interpretar y navegar correctamente por nuestra página web.</w:t>
+      </w:r>
+    </w:p>
+    <w:p>
+      <w:pPr>
+        <w:jc w:val="both"/>
+        <w:rPr>
+          <w:rFonts w:ascii="Arial" w:hAnsi="Arial" w:cs="Arial"/>
+        </w:rPr>
+      </w:pPr>
+    </w:p>
+    <w:p>
+      <w:pPr>
+        <w:jc w:val="both"/>
+        <w:rPr>
+          <w:rFonts w:ascii="Arial" w:hAnsi="Arial" w:cs="Arial"/>
+        </w:rPr>
+      </w:pPr>
+      <w:r>
+        <w:rPr>
+          <w:rFonts w:ascii="Arial" w:hAnsi="Arial" w:cs="Arial"/>
+        </w:rPr>
+        <w:t>Tabla de problemas</w:t>
+      </w:r>
+    </w:p>
+    <w:p>
+      <w:pPr>
+        <w:jc w:val="both"/>
+        <w:rPr>
+          <w:rFonts w:ascii="Arial" w:hAnsi="Arial" w:cs="Arial"/>
+        </w:rPr>
+      </w:pPr>
+    </w:p>
+    <w:tbl>
+      <w:tblPr>
+        <w:tblStyle w:val="Tablanormal5"/>
+        <w:tblW w:w="9041" w:type="dxa"/>
+        <w:tblLook w:val="04A0" w:firstRow="1" w:lastRow="0" w:firstColumn="1" w:lastColumn="0" w:noHBand="0" w:noVBand="1"/>
+      </w:tblPr>
+      <w:tblGrid>
+        <w:gridCol w:w="375"/>
+        <w:gridCol w:w="1495"/>
+        <w:gridCol w:w="1535"/>
+        <w:gridCol w:w="1535"/>
+        <w:gridCol w:w="1410"/>
+        <w:gridCol w:w="1484"/>
+        <w:gridCol w:w="1207"/>
+      </w:tblGrid>
+      <w:tr>
+        <w:trPr>
+          <w:cnfStyle w:val="100000000000" w:firstRow="1" w:lastRow="0" w:firstColumn="0" w:lastColumn="0" w:oddVBand="0" w:evenVBand="0" w:oddHBand="0" w:evenHBand="0" w:firstRowFirstColumn="0" w:firstRowLastColumn="0" w:lastRowFirstColumn="0" w:lastRowLastColumn="0"/>
+          <w:trHeight w:val="519"/>
+        </w:trPr>
+        <w:tc>
+          <w:tcPr>
+            <w:cnfStyle w:val="001000000100" w:firstRow="0" w:lastRow="0" w:firstColumn="1" w:lastColumn="0" w:oddVBand="0" w:evenVBand="0" w:oddHBand="0" w:evenHBand="0" w:firstRowFirstColumn="1" w:firstRowLastColumn="0" w:lastRowFirstColumn="0" w:lastRowLastColumn="0"/>
+            <w:tcW w:w="379" w:type="dxa"/>
+          </w:tcPr>
+          <w:p>
+            <w:pPr>
+              <w:jc w:val="both"/>
+              <w:rPr>
+                <w:rFonts w:ascii="Arial" w:hAnsi="Arial" w:cs="Arial"/>
+              </w:rPr>
+            </w:pPr>
+          </w:p>
+        </w:tc>
+        <w:tc>
+          <w:tcPr>
+            <w:tcW w:w="1497" w:type="dxa"/>
+          </w:tcPr>
+          <w:p>
+            <w:pPr>
+              <w:jc w:val="both"/>
+              <w:cnfStyle w:val="100000000000" w:firstRow="1" w:lastRow="0" w:firstColumn="0" w:lastColumn="0" w:oddVBand="0" w:evenVBand="0" w:oddHBand="0" w:evenHBand="0" w:firstRowFirstColumn="0" w:firstRowLastColumn="0" w:lastRowFirstColumn="0" w:lastRowLastColumn="0"/>
+              <w:rPr>
+                <w:rFonts w:ascii="Arial" w:hAnsi="Arial" w:cs="Arial"/>
+                <w:b/>
+                <w:bCs/>
+                <w:sz w:val="22"/>
+              </w:rPr>
+            </w:pPr>
+            <w:r>
+              <w:rPr>
+                <w:rFonts w:ascii="Arial" w:hAnsi="Arial" w:cs="Arial"/>
+                <w:b/>
+                <w:bCs/>
+                <w:sz w:val="22"/>
+              </w:rPr>
+              <w:t>Problema detectado</w:t>
+            </w:r>
+          </w:p>
+        </w:tc>
+        <w:tc>
+          <w:tcPr>
+            <w:tcW w:w="1543" w:type="dxa"/>
+          </w:tcPr>
+          <w:p>
+            <w:pPr>
+              <w:jc w:val="both"/>
+              <w:cnfStyle w:val="100000000000" w:firstRow="1" w:lastRow="0" w:firstColumn="0" w:lastColumn="0" w:oddVBand="0" w:evenVBand="0" w:oddHBand="0" w:evenHBand="0" w:firstRowFirstColumn="0" w:firstRowLastColumn="0" w:lastRowFirstColumn="0" w:lastRowLastColumn="0"/>
+              <w:rPr>
+                <w:rFonts w:ascii="Arial" w:hAnsi="Arial" w:cs="Arial"/>
+                <w:b/>
+                <w:bCs/>
+                <w:sz w:val="22"/>
+              </w:rPr>
+            </w:pPr>
+            <w:r>
+              <w:rPr>
+                <w:rFonts w:ascii="Arial" w:hAnsi="Arial" w:cs="Arial"/>
+                <w:b/>
+                <w:bCs/>
+                <w:sz w:val="22"/>
+              </w:rPr>
+              <w:t>Herramienta</w:t>
+            </w:r>
+          </w:p>
+        </w:tc>
+        <w:tc>
+          <w:tcPr>
+            <w:tcW w:w="1543" w:type="dxa"/>
+          </w:tcPr>
+          <w:p>
+            <w:pPr>
+              <w:jc w:val="both"/>
+              <w:cnfStyle w:val="100000000000" w:firstRow="1" w:lastRow="0" w:firstColumn="0" w:lastColumn="0" w:oddVBand="0" w:evenVBand="0" w:oddHBand="0" w:evenHBand="0" w:firstRowFirstColumn="0" w:firstRowLastColumn="0" w:lastRowFirstColumn="0" w:lastRowLastColumn="0"/>
+              <w:rPr>
+                <w:rFonts w:ascii="Arial" w:hAnsi="Arial" w:cs="Arial"/>
+                <w:b/>
+                <w:bCs/>
+                <w:sz w:val="22"/>
+              </w:rPr>
+            </w:pPr>
+            <w:r>
+              <w:rPr>
+                <w:rFonts w:ascii="Arial" w:hAnsi="Arial" w:cs="Arial"/>
+                <w:b/>
+                <w:bCs/>
+                <w:sz w:val="22"/>
+              </w:rPr>
+              <w:t>Criterio WCAG</w:t>
+            </w:r>
+          </w:p>
+        </w:tc>
+        <w:tc>
+          <w:tcPr>
+            <w:tcW w:w="1418" w:type="dxa"/>
+          </w:tcPr>
+          <w:p>
+            <w:pPr>
+              <w:jc w:val="both"/>
+              <w:cnfStyle w:val="100000000000" w:firstRow="1" w:lastRow="0" w:firstColumn="0" w:lastColumn="0" w:oddVBand="0" w:evenVBand="0" w:oddHBand="0" w:evenHBand="0" w:firstRowFirstColumn="0" w:firstRowLastColumn="0" w:lastRowFirstColumn="0" w:lastRowLastColumn="0"/>
+              <w:rPr>
+                <w:rFonts w:ascii="Arial" w:hAnsi="Arial" w:cs="Arial"/>
+                <w:b/>
+                <w:bCs/>
+                <w:sz w:val="22"/>
+              </w:rPr>
+            </w:pPr>
+            <w:r>
+              <w:rPr>
+                <w:rFonts w:ascii="Arial" w:hAnsi="Arial" w:cs="Arial"/>
+                <w:b/>
+                <w:bCs/>
+                <w:sz w:val="22"/>
+              </w:rPr>
+              <w:t>Corrección aplicada</w:t>
+            </w:r>
+          </w:p>
+        </w:tc>
+        <w:tc>
+          <w:tcPr>
+            <w:tcW w:w="1486" w:type="dxa"/>
+          </w:tcPr>
+          <w:p>
+            <w:pPr>
+              <w:jc w:val="both"/>
+              <w:cnfStyle w:val="100000000000" w:firstRow="1" w:lastRow="0" w:firstColumn="0" w:lastColumn="0" w:oddVBand="0" w:evenVBand="0" w:oddHBand="0" w:evenHBand="0" w:firstRowFirstColumn="0" w:firstRowLastColumn="0" w:lastRowFirstColumn="0" w:lastRowLastColumn="0"/>
+              <w:rPr>
+                <w:rFonts w:ascii="Arial" w:hAnsi="Arial" w:cs="Arial"/>
+                <w:b/>
+                <w:bCs/>
+                <w:sz w:val="22"/>
+              </w:rPr>
+            </w:pPr>
+            <w:r>
+              <w:rPr>
+                <w:rFonts w:ascii="Arial" w:hAnsi="Arial" w:cs="Arial"/>
+                <w:b/>
+                <w:bCs/>
+                <w:sz w:val="22"/>
+              </w:rPr>
+              <w:t>Antes</w:t>
+            </w:r>
+          </w:p>
+        </w:tc>
+        <w:tc>
+          <w:tcPr>
+            <w:tcW w:w="1175" w:type="dxa"/>
+          </w:tcPr>
+          <w:p>
+            <w:pPr>
+              <w:jc w:val="both"/>
+              <w:cnfStyle w:val="100000000000" w:firstRow="1" w:lastRow="0" w:firstColumn="0" w:lastColumn="0" w:oddVBand="0" w:evenVBand="0" w:oddHBand="0" w:evenHBand="0" w:firstRowFirstColumn="0" w:firstRowLastColumn="0" w:lastRowFirstColumn="0" w:lastRowLastColumn="0"/>
+              <w:rPr>
+                <w:rFonts w:ascii="Arial" w:hAnsi="Arial" w:cs="Arial"/>
+                <w:b/>
+                <w:bCs/>
+                <w:sz w:val="22"/>
+              </w:rPr>
+            </w:pPr>
+            <w:r>
+              <w:rPr>
+                <w:rFonts w:ascii="Arial" w:hAnsi="Arial" w:cs="Arial"/>
+                <w:b/>
+                <w:bCs/>
+                <w:sz w:val="22"/>
+              </w:rPr>
+              <w:t>Después</w:t>
+            </w:r>
+          </w:p>
+        </w:tc>
+      </w:tr>
+      <w:tr>
+        <w:trPr>
+          <w:cnfStyle w:val="000000100000" w:firstRow="0" w:lastRow="0" w:firstColumn="0" w:lastColumn="0" w:oddVBand="0" w:evenVBand="0" w:oddHBand="1" w:evenHBand="0" w:firstRowFirstColumn="0" w:firstRowLastColumn="0" w:lastRowFirstColumn="0" w:lastRowLastColumn="0"/>
+          <w:trHeight w:val="2306"/>
+        </w:trPr>
+        <w:tc>
+          <w:tcPr>
+            <w:cnfStyle w:val="001000000000" w:firstRow="0" w:lastRow="0" w:firstColumn="1" w:lastColumn="0" w:oddVBand="0" w:evenVBand="0" w:oddHBand="0" w:evenHBand="0" w:firstRowFirstColumn="0" w:firstRowLastColumn="0" w:lastRowFirstColumn="0" w:lastRowLastColumn="0"/>
+            <w:tcW w:w="379" w:type="dxa"/>
+          </w:tcPr>
+          <w:p>
+            <w:pPr>
+              <w:jc w:val="both"/>
+              <w:rPr>
+                <w:rFonts w:ascii="Arial" w:hAnsi="Arial" w:cs="Arial"/>
+                <w:b/>
+                <w:bCs/>
+              </w:rPr>
+            </w:pPr>
+            <w:r>
+              <w:rPr>
+                <w:rFonts w:ascii="Arial" w:hAnsi="Arial" w:cs="Arial"/>
+                <w:b/>
+                <w:bCs/>
+              </w:rPr>
+              <w:t>1</w:t>
+            </w:r>
+          </w:p>
+        </w:tc>
+        <w:tc>
+          <w:tcPr>
+            <w:tcW w:w="1497" w:type="dxa"/>
+          </w:tcPr>
+          <w:p>
+            <w:pPr>
+              <w:jc w:val="center"/>
+              <w:cnfStyle w:val="000000100000" w:firstRow="0" w:lastRow="0" w:firstColumn="0" w:lastColumn="0" w:oddVBand="0" w:evenVBand="0" w:oddHBand="1" w:evenHBand="0" w:firstRowFirstColumn="0" w:firstRowLastColumn="0" w:lastRowFirstColumn="0" w:lastRowLastColumn="0"/>
+              <w:rPr>
+                <w:rFonts w:ascii="Arial" w:hAnsi="Arial" w:cs="Arial"/>
+              </w:rPr>
+            </w:pPr>
+            <w:r>
+              <w:rPr>
+                <w:rFonts w:ascii="Arial" w:hAnsi="Arial" w:cs="Arial"/>
+              </w:rPr>
+              <w:t>25 errores de contraste: texto negro sobre fondo blanco claro insuficiente en las tarjetas</w:t>
+            </w:r>
+          </w:p>
+        </w:tc>
+        <w:tc>
+          <w:tcPr>
+            <w:tcW w:w="1543" w:type="dxa"/>
+          </w:tcPr>
+          <w:p>
+            <w:pPr>
+              <w:jc w:val="center"/>
+              <w:cnfStyle w:val="000000100000" w:firstRow="0" w:lastRow="0" w:firstColumn="0" w:lastColumn="0" w:oddVBand="0" w:evenVBand="0" w:oddHBand="1" w:evenHBand="0" w:firstRowFirstColumn="0" w:firstRowLastColumn="0" w:lastRowFirstColumn="0" w:lastRowLastColumn="0"/>
+              <w:rPr>
+                <w:rFonts w:ascii="Arial" w:hAnsi="Arial" w:cs="Arial"/>
+              </w:rPr>
+            </w:pPr>
+          </w:p>
+          <w:p>
+            <w:pPr>
+              <w:jc w:val="center"/>
+              <w:cnfStyle w:val="000000100000" w:firstRow="0" w:lastRow="0" w:firstColumn="0" w:lastColumn="0" w:oddVBand="0" w:evenVBand="0" w:oddHBand="1" w:evenHBand="0" w:firstRowFirstColumn="0" w:firstRowLastColumn="0" w:lastRowFirstColumn="0" w:lastRowLastColumn="0"/>
+              <w:rPr>
+                <w:rFonts w:ascii="Arial" w:hAnsi="Arial" w:cs="Arial"/>
+              </w:rPr>
+            </w:pPr>
+          </w:p>
+          <w:p>
+            <w:pPr>
+              <w:jc w:val="center"/>
+              <w:cnfStyle w:val="000000100000" w:firstRow="0" w:lastRow="0" w:firstColumn="0" w:lastColumn="0" w:oddVBand="0" w:evenVBand="0" w:oddHBand="1" w:evenHBand="0" w:firstRowFirstColumn="0" w:firstRowLastColumn="0" w:lastRowFirstColumn="0" w:lastRowLastColumn="0"/>
+              <w:rPr>
+                <w:rFonts w:ascii="Arial" w:hAnsi="Arial" w:cs="Arial"/>
+              </w:rPr>
+            </w:pPr>
+            <w:r>
+              <w:rPr>
+                <w:rFonts w:ascii="Arial" w:hAnsi="Arial" w:cs="Arial"/>
+              </w:rPr>
+              <w:t xml:space="preserve">WAVE / </w:t>
+            </w:r>
+            <w:proofErr w:type="spellStart"/>
+            <w:r>
+              <w:rPr>
+                <w:rFonts w:ascii="Arial" w:hAnsi="Arial" w:cs="Arial"/>
+              </w:rPr>
+              <w:t>Light</w:t>
+            </w:r>
+            <w:r>
+              <w:rPr>
+                <w:rFonts w:ascii="Arial" w:hAnsi="Arial" w:cs="Arial"/>
+              </w:rPr>
+              <w:t>H</w:t>
+            </w:r>
+            <w:r>
+              <w:rPr>
+                <w:rFonts w:ascii="Arial" w:hAnsi="Arial" w:cs="Arial"/>
+              </w:rPr>
+              <w:t>ouse</w:t>
+            </w:r>
+            <w:proofErr w:type="spellEnd"/>
+          </w:p>
+        </w:tc>
+        <w:tc>
+          <w:tcPr>
+            <w:tcW w:w="1543" w:type="dxa"/>
+          </w:tcPr>
+          <w:p>
+            <w:pPr>
+              <w:jc w:val="center"/>
+              <w:cnfStyle w:val="000000100000" w:firstRow="0" w:lastRow="0" w:firstColumn="0" w:lastColumn="0" w:oddVBand="0" w:evenVBand="0" w:oddHBand="1" w:evenHBand="0" w:firstRowFirstColumn="0" w:firstRowLastColumn="0" w:lastRowFirstColumn="0" w:lastRowLastColumn="0"/>
+              <w:rPr>
+                <w:rFonts w:ascii="Arial" w:hAnsi="Arial" w:cs="Arial"/>
+              </w:rPr>
+            </w:pPr>
+          </w:p>
+          <w:p>
+            <w:pPr>
+              <w:jc w:val="center"/>
+              <w:cnfStyle w:val="000000100000" w:firstRow="0" w:lastRow="0" w:firstColumn="0" w:lastColumn="0" w:oddVBand="0" w:evenVBand="0" w:oddHBand="1" w:evenHBand="0" w:firstRowFirstColumn="0" w:firstRowLastColumn="0" w:lastRowFirstColumn="0" w:lastRowLastColumn="0"/>
+              <w:rPr>
+                <w:rFonts w:ascii="Arial" w:hAnsi="Arial" w:cs="Arial"/>
+              </w:rPr>
+            </w:pPr>
+            <w:r>
+              <w:rPr>
+                <w:rFonts w:ascii="Arial" w:hAnsi="Arial" w:cs="Arial"/>
+              </w:rPr>
+              <w:t>1.4.3 Contraste (mínimo), AA</w:t>
+            </w:r>
+          </w:p>
+        </w:tc>
+        <w:tc>
+          <w:tcPr>
+            <w:tcW w:w="1418" w:type="dxa"/>
+          </w:tcPr>
+          <w:p>
+            <w:pPr>
+              <w:jc w:val="center"/>
+              <w:cnfStyle w:val="000000100000" w:firstRow="0" w:lastRow="0" w:firstColumn="0" w:lastColumn="0" w:oddVBand="0" w:evenVBand="0" w:oddHBand="1" w:evenHBand="0" w:firstRowFirstColumn="0" w:firstRowLastColumn="0" w:lastRowFirstColumn="0" w:lastRowLastColumn="0"/>
+              <w:rPr>
+                <w:rFonts w:ascii="Arial" w:hAnsi="Arial" w:cs="Arial"/>
+              </w:rPr>
+            </w:pPr>
+            <w:r>
+              <w:rPr>
+                <w:rFonts w:ascii="Arial" w:hAnsi="Arial" w:cs="Arial"/>
+              </w:rPr>
+              <w:t xml:space="preserve">Fondo de las tarjetas cambiado al azul del </w:t>
+            </w:r>
+            <w:proofErr w:type="spellStart"/>
+            <w:r>
+              <w:rPr>
+                <w:rFonts w:ascii="Arial" w:hAnsi="Arial" w:cs="Arial"/>
+              </w:rPr>
+              <w:t>header</w:t>
+            </w:r>
+            <w:proofErr w:type="spellEnd"/>
+            <w:r>
+              <w:rPr>
+                <w:rFonts w:ascii="Arial" w:hAnsi="Arial" w:cs="Arial"/>
+              </w:rPr>
+              <w:t xml:space="preserve"> y texto a blanco</w:t>
+            </w:r>
+          </w:p>
+        </w:tc>
+        <w:tc>
+          <w:tcPr>
+            <w:tcW w:w="1486" w:type="dxa"/>
+          </w:tcPr>
+          <w:p>
+            <w:pPr>
+              <w:jc w:val="center"/>
+              <w:cnfStyle w:val="000000100000" w:firstRow="0" w:lastRow="0" w:firstColumn="0" w:lastColumn="0" w:oddVBand="0" w:evenVBand="0" w:oddHBand="1" w:evenHBand="0" w:firstRowFirstColumn="0" w:firstRowLastColumn="0" w:lastRowFirstColumn="0" w:lastRowLastColumn="0"/>
+              <w:rPr>
+                <w:rFonts w:ascii="Arial" w:hAnsi="Arial" w:cs="Arial"/>
+              </w:rPr>
+            </w:pPr>
+            <w:r>
+              <w:rPr>
+                <w:rFonts w:ascii="Arial" w:hAnsi="Arial" w:cs="Arial"/>
+              </w:rPr>
+              <w:t>25 errores de contraste (WAVE); 90% (</w:t>
+            </w:r>
+            <w:proofErr w:type="spellStart"/>
+            <w:r>
+              <w:rPr>
+                <w:rFonts w:ascii="Arial" w:hAnsi="Arial" w:cs="Arial"/>
+              </w:rPr>
+              <w:t>Light</w:t>
+            </w:r>
+            <w:r>
+              <w:rPr>
+                <w:rFonts w:ascii="Arial" w:hAnsi="Arial" w:cs="Arial"/>
+              </w:rPr>
+              <w:t>H</w:t>
+            </w:r>
+            <w:r>
+              <w:rPr>
+                <w:rFonts w:ascii="Arial" w:hAnsi="Arial" w:cs="Arial"/>
+              </w:rPr>
+              <w:t>ouse</w:t>
+            </w:r>
+            <w:proofErr w:type="spellEnd"/>
+            <w:r>
+              <w:rPr>
+                <w:rFonts w:ascii="Arial" w:hAnsi="Arial" w:cs="Arial"/>
+              </w:rPr>
+              <w:t>)</w:t>
+            </w:r>
+          </w:p>
+        </w:tc>
+        <w:tc>
+          <w:tcPr>
+            <w:tcW w:w="1175" w:type="dxa"/>
+          </w:tcPr>
+          <w:p>
+            <w:pPr>
+              <w:jc w:val="center"/>
+              <w:cnfStyle w:val="000000100000" w:firstRow="0" w:lastRow="0" w:firstColumn="0" w:lastColumn="0" w:oddVBand="0" w:evenVBand="0" w:oddHBand="1" w:evenHBand="0" w:firstRowFirstColumn="0" w:firstRowLastColumn="0" w:lastRowFirstColumn="0" w:lastRowLastColumn="0"/>
+              <w:rPr>
+                <w:rFonts w:ascii="Arial" w:hAnsi="Arial" w:cs="Arial"/>
+              </w:rPr>
+            </w:pPr>
+          </w:p>
+          <w:p>
+            <w:pPr>
+              <w:jc w:val="center"/>
+              <w:cnfStyle w:val="000000100000" w:firstRow="0" w:lastRow="0" w:firstColumn="0" w:lastColumn="0" w:oddVBand="0" w:evenVBand="0" w:oddHBand="1" w:evenHBand="0" w:firstRowFirstColumn="0" w:firstRowLastColumn="0" w:lastRowFirstColumn="0" w:lastRowLastColumn="0"/>
+              <w:rPr>
+                <w:rFonts w:ascii="Arial" w:hAnsi="Arial" w:cs="Arial"/>
+              </w:rPr>
+            </w:pPr>
+            <w:r>
+              <w:rPr>
+                <w:rFonts w:ascii="Arial" w:hAnsi="Arial" w:cs="Arial"/>
+              </w:rPr>
+              <w:t>0 errores de contraste</w:t>
+            </w:r>
+          </w:p>
+        </w:tc>
+      </w:tr>
+      <w:tr>
+        <w:trPr>
+          <w:trHeight w:val="2199"/>
+        </w:trPr>
+        <w:tc>
+          <w:tcPr>
+            <w:cnfStyle w:val="001000000000" w:firstRow="0" w:lastRow="0" w:firstColumn="1" w:lastColumn="0" w:oddVBand="0" w:evenVBand="0" w:oddHBand="0" w:evenHBand="0" w:firstRowFirstColumn="0" w:firstRowLastColumn="0" w:lastRowFirstColumn="0" w:lastRowLastColumn="0"/>
+            <w:tcW w:w="379" w:type="dxa"/>
+          </w:tcPr>
+          <w:p>
+            <w:pPr>
+              <w:jc w:val="both"/>
+              <w:rPr>
+                <w:rFonts w:ascii="Arial" w:hAnsi="Arial" w:cs="Arial"/>
+                <w:b/>
+                <w:bCs/>
+              </w:rPr>
+            </w:pPr>
+            <w:r>
+              <w:rPr>
+                <w:rFonts w:ascii="Arial" w:hAnsi="Arial" w:cs="Arial"/>
+                <w:b/>
+                <w:bCs/>
+              </w:rPr>
+              <w:t>2</w:t>
+            </w:r>
+          </w:p>
+        </w:tc>
+        <w:tc>
+          <w:tcPr>
+            <w:tcW w:w="1497" w:type="dxa"/>
+          </w:tcPr>
+          <w:tbl>
+            <w:tblPr>
+              <w:tblW w:w="1267" w:type="dxa"/>
+              <w:tblCellSpacing w:w="15" w:type="dxa"/>
+              <w:tblInd w:w="1" w:type="dxa"/>
+              <w:tblCellMar>
+                <w:top w:w="15" w:type="dxa"/>
+                <w:left w:w="15" w:type="dxa"/>
+                <w:bottom w:w="15" w:type="dxa"/>
+                <w:right w:w="15" w:type="dxa"/>
+              </w:tblCellMar>
+              <w:tblLook w:val="04A0" w:firstRow="1" w:lastRow="0" w:firstColumn="1" w:lastColumn="0" w:noHBand="0" w:noVBand="1"/>
+            </w:tblPr>
+            <w:tblGrid>
+              <w:gridCol w:w="1186"/>
+              <w:gridCol w:w="81"/>
+            </w:tblGrid>
+            <w:tr>
+              <w:trPr>
+                <w:trHeight w:val="2107"/>
+                <w:tblCellSpacing w:w="15" w:type="dxa"/>
+              </w:trPr>
+              <w:tc>
+                <w:tcPr>
+                  <w:tcW w:w="0" w:type="auto"/>
+                  <w:vAlign w:val="center"/>
+                  <w:hideMark/>
+                </w:tcPr>
+                <w:p>
+                  <w:pPr>
+                    <w:spacing w:after="0" w:line="240" w:lineRule="auto"/>
+                    <w:jc w:val="center"/>
+                    <w:rPr>
+                      <w:rFonts w:ascii="Arial" w:eastAsia="Times New Roman" w:hAnsi="Arial" w:cs="Arial"/>
+                      <w:lang w:eastAsia="es-ES"/>
+                    </w:rPr>
+                  </w:pPr>
+                  <w:r>
+                    <w:rPr>
+                      <w:rFonts w:ascii="Arial" w:eastAsia="Times New Roman" w:hAnsi="Arial" w:cs="Arial"/>
+                      <w:lang w:eastAsia="es-ES"/>
+                    </w:rPr>
+                    <w:t>Botón “</w:t>
+                  </w:r>
+                  <w:r>
+                    <w:rPr>
+                      <w:rFonts w:ascii="Segoe UI Symbol" w:eastAsia="Times New Roman" w:hAnsi="Segoe UI Symbol" w:cs="Segoe UI Symbol"/>
+                      <w:lang w:eastAsia="es-ES"/>
+                    </w:rPr>
+                    <w:t>✕</w:t>
+                  </w:r>
+                  <w:r>
+                    <w:rPr>
+                      <w:rFonts w:ascii="Arial" w:eastAsia="Times New Roman" w:hAnsi="Arial" w:cs="Arial"/>
+                      <w:lang w:eastAsia="es-ES"/>
+                    </w:rPr>
+                    <w:t>” del buscador demasiado pequeño para pulsar</w:t>
+                  </w:r>
+                </w:p>
+              </w:tc>
+              <w:tc>
+                <w:tcPr>
+                  <w:tcW w:w="0" w:type="auto"/>
+                  <w:vAlign w:val="center"/>
+                  <w:hideMark/>
+                </w:tcPr>
+                <w:p>
+                  <w:pPr>
+                    <w:spacing w:after="0" w:line="240" w:lineRule="auto"/>
+                    <w:jc w:val="center"/>
+                    <w:rPr>
+                      <w:rFonts w:ascii="Arial" w:eastAsia="Times New Roman" w:hAnsi="Arial" w:cs="Arial"/>
+                      <w:lang w:eastAsia="es-ES"/>
+                    </w:rPr>
+                  </w:pPr>
+                </w:p>
+              </w:tc>
+            </w:tr>
+          </w:tbl>
+          <w:p>
+            <w:pPr>
+              <w:jc w:val="center"/>
+              <w:cnfStyle w:val="000000000000" w:firstRow="0" w:lastRow="0" w:firstColumn="0" w:lastColumn="0" w:oddVBand="0" w:evenVBand="0" w:oddHBand="0" w:evenHBand="0" w:firstRowFirstColumn="0" w:firstRowLastColumn="0" w:lastRowFirstColumn="0" w:lastRowLastColumn="0"/>
+              <w:rPr>
+                <w:rFonts w:ascii="Arial" w:hAnsi="Arial" w:cs="Arial"/>
+              </w:rPr>
+            </w:pPr>
+          </w:p>
+        </w:tc>
+        <w:tc>
+          <w:tcPr>
+            <w:tcW w:w="1543" w:type="dxa"/>
+          </w:tcPr>
+          <w:p>
+            <w:pPr>
+              <w:jc w:val="center"/>
+              <w:cnfStyle w:val="000000000000" w:firstRow="0" w:lastRow="0" w:firstColumn="0" w:lastColumn="0" w:oddVBand="0" w:evenVBand="0" w:oddHBand="0" w:evenHBand="0" w:firstRowFirstColumn="0" w:firstRowLastColumn="0" w:lastRowFirstColumn="0" w:lastRowLastColumn="0"/>
+              <w:rPr>
+                <w:rFonts w:ascii="Arial" w:hAnsi="Arial" w:cs="Arial"/>
+              </w:rPr>
+            </w:pPr>
+          </w:p>
+          <w:p>
+            <w:pPr>
+              <w:jc w:val="center"/>
+              <w:cnfStyle w:val="000000000000" w:firstRow="0" w:lastRow="0" w:firstColumn="0" w:lastColumn="0" w:oddVBand="0" w:evenVBand="0" w:oddHBand="0" w:evenHBand="0" w:firstRowFirstColumn="0" w:firstRowLastColumn="0" w:lastRowFirstColumn="0" w:lastRowLastColumn="0"/>
+              <w:rPr>
+                <w:rFonts w:ascii="Arial" w:hAnsi="Arial" w:cs="Arial"/>
+              </w:rPr>
+            </w:pPr>
+          </w:p>
+          <w:p>
+            <w:pPr>
+              <w:jc w:val="center"/>
+              <w:cnfStyle w:val="000000000000" w:firstRow="0" w:lastRow="0" w:firstColumn="0" w:lastColumn="0" w:oddVBand="0" w:evenVBand="0" w:oddHBand="0" w:evenHBand="0" w:firstRowFirstColumn="0" w:firstRowLastColumn="0" w:lastRowFirstColumn="0" w:lastRowLastColumn="0"/>
+              <w:rPr>
+                <w:rFonts w:ascii="Arial" w:hAnsi="Arial" w:cs="Arial"/>
+              </w:rPr>
+            </w:pPr>
+          </w:p>
+          <w:p>
+            <w:pPr>
+              <w:jc w:val="center"/>
+              <w:cnfStyle w:val="000000000000" w:firstRow="0" w:lastRow="0" w:firstColumn="0" w:lastColumn="0" w:oddVBand="0" w:evenVBand="0" w:oddHBand="0" w:evenHBand="0" w:firstRowFirstColumn="0" w:firstRowLastColumn="0" w:lastRowFirstColumn="0" w:lastRowLastColumn="0"/>
+              <w:rPr>
+                <w:rFonts w:ascii="Arial" w:hAnsi="Arial" w:cs="Arial"/>
+              </w:rPr>
+            </w:pPr>
+            <w:proofErr w:type="spellStart"/>
+            <w:r>
+              <w:rPr>
+                <w:rFonts w:ascii="Arial" w:hAnsi="Arial" w:cs="Arial"/>
+              </w:rPr>
+              <w:t>Light</w:t>
+            </w:r>
+            <w:r>
+              <w:rPr>
+                <w:rFonts w:ascii="Arial" w:hAnsi="Arial" w:cs="Arial"/>
+              </w:rPr>
+              <w:t>H</w:t>
+            </w:r>
+            <w:r>
+              <w:rPr>
+                <w:rFonts w:ascii="Arial" w:hAnsi="Arial" w:cs="Arial"/>
+              </w:rPr>
+              <w:t>ouse</w:t>
+            </w:r>
+            <w:proofErr w:type="spellEnd"/>
+          </w:p>
+        </w:tc>
+        <w:tc>
+          <w:tcPr>
+            <w:tcW w:w="1543" w:type="dxa"/>
+          </w:tcPr>
+          <w:p>
+            <w:pPr>
+              <w:jc w:val="center"/>
+              <w:cnfStyle w:val="000000000000" w:firstRow="0" w:lastRow="0" w:firstColumn="0" w:lastColumn="0" w:oddVBand="0" w:evenVBand="0" w:oddHBand="0" w:evenHBand="0" w:firstRowFirstColumn="0" w:firstRowLastColumn="0" w:lastRowFirstColumn="0" w:lastRowLastColumn="0"/>
+              <w:rPr>
+                <w:rFonts w:ascii="Arial" w:hAnsi="Arial" w:cs="Arial"/>
+              </w:rPr>
+            </w:pPr>
+          </w:p>
+          <w:p>
+            <w:pPr>
+              <w:jc w:val="center"/>
+              <w:cnfStyle w:val="000000000000" w:firstRow="0" w:lastRow="0" w:firstColumn="0" w:lastColumn="0" w:oddVBand="0" w:evenVBand="0" w:oddHBand="0" w:evenHBand="0" w:firstRowFirstColumn="0" w:firstRowLastColumn="0" w:lastRowFirstColumn="0" w:lastRowLastColumn="0"/>
+              <w:rPr>
+                <w:rFonts w:ascii="Arial" w:hAnsi="Arial" w:cs="Arial"/>
+              </w:rPr>
+            </w:pPr>
+            <w:r>
+              <w:rPr>
+                <w:rFonts w:ascii="Arial" w:hAnsi="Arial" w:cs="Arial"/>
+              </w:rPr>
+              <w:t>2.5.8 Tamaño del objetivo (mínimo), AA</w:t>
+            </w:r>
+          </w:p>
+        </w:tc>
+        <w:tc>
+          <w:tcPr>
+            <w:tcW w:w="1418" w:type="dxa"/>
+          </w:tcPr>
+          <w:p>
+            <w:pPr>
+              <w:jc w:val="center"/>
+              <w:cnfStyle w:val="000000000000" w:firstRow="0" w:lastRow="0" w:firstColumn="0" w:lastColumn="0" w:oddVBand="0" w:evenVBand="0" w:oddHBand="0" w:evenHBand="0" w:firstRowFirstColumn="0" w:firstRowLastColumn="0" w:lastRowFirstColumn="0" w:lastRowLastColumn="0"/>
+              <w:rPr>
+                <w:rFonts w:ascii="Arial" w:hAnsi="Arial" w:cs="Arial"/>
+              </w:rPr>
+            </w:pPr>
+          </w:p>
+          <w:p>
+            <w:pPr>
+              <w:jc w:val="center"/>
+              <w:cnfStyle w:val="000000000000" w:firstRow="0" w:lastRow="0" w:firstColumn="0" w:lastColumn="0" w:oddVBand="0" w:evenVBand="0" w:oddHBand="0" w:evenHBand="0" w:firstRowFirstColumn="0" w:firstRowLastColumn="0" w:lastRowFirstColumn="0" w:lastRowLastColumn="0"/>
+              <w:rPr>
+                <w:rFonts w:ascii="Arial" w:hAnsi="Arial" w:cs="Arial"/>
+              </w:rPr>
+            </w:pPr>
+            <w:r>
+              <w:rPr>
+                <w:rFonts w:ascii="Arial" w:hAnsi="Arial" w:cs="Arial"/>
+              </w:rPr>
+              <w:t>Aumentado el tamaño del botón</w:t>
+            </w:r>
+          </w:p>
+        </w:tc>
+        <w:tc>
+          <w:tcPr>
+            <w:tcW w:w="1486" w:type="dxa"/>
+          </w:tcPr>
+          <w:p>
+            <w:pPr>
+              <w:cnfStyle w:val="000000000000" w:firstRow="0" w:lastRow="0" w:firstColumn="0" w:lastColumn="0" w:oddVBand="0" w:evenVBand="0" w:oddHBand="0" w:evenHBand="0" w:firstRowFirstColumn="0" w:firstRowLastColumn="0" w:lastRowFirstColumn="0" w:lastRowLastColumn="0"/>
+            </w:pPr>
+          </w:p>
+          <w:tbl>
+            <w:tblPr>
+              <w:tblW w:w="634" w:type="dxa"/>
+              <w:tblCellSpacing w:w="15" w:type="dxa"/>
+              <w:tblInd w:w="1" w:type="dxa"/>
+              <w:tblCellMar>
+                <w:top w:w="15" w:type="dxa"/>
+                <w:left w:w="15" w:type="dxa"/>
+                <w:bottom w:w="15" w:type="dxa"/>
+                <w:right w:w="15" w:type="dxa"/>
+              </w:tblCellMar>
+              <w:tblLook w:val="04A0" w:firstRow="1" w:lastRow="0" w:firstColumn="1" w:lastColumn="0" w:noHBand="0" w:noVBand="1"/>
+            </w:tblPr>
+            <w:tblGrid>
+              <w:gridCol w:w="550"/>
+              <w:gridCol w:w="84"/>
+            </w:tblGrid>
+            <w:tr>
+              <w:trPr>
+                <w:trHeight w:val="259"/>
+                <w:tblCellSpacing w:w="15" w:type="dxa"/>
+              </w:trPr>
+              <w:tc>
+                <w:tcPr>
+                  <w:tcW w:w="0" w:type="auto"/>
+                  <w:vAlign w:val="center"/>
+                  <w:hideMark/>
+                </w:tcPr>
+                <w:p>
+                  <w:pPr>
+                    <w:spacing w:after="0" w:line="240" w:lineRule="auto"/>
+                    <w:jc w:val="center"/>
+                    <w:rPr>
+                      <w:rFonts w:ascii="Arial" w:eastAsia="Times New Roman" w:hAnsi="Arial" w:cs="Arial"/>
+                      <w:lang w:eastAsia="es-ES"/>
+                    </w:rPr>
+                  </w:pPr>
+                  <w:r>
+                    <w:rPr>
+                      <w:rFonts w:ascii="Arial" w:eastAsia="Times New Roman" w:hAnsi="Arial" w:cs="Arial"/>
+                      <w:lang w:eastAsia="es-ES"/>
+                    </w:rPr>
+                    <w:t>90%</w:t>
+                  </w:r>
+                </w:p>
+              </w:tc>
+              <w:tc>
+                <w:tcPr>
+                  <w:tcW w:w="0" w:type="auto"/>
+                  <w:vAlign w:val="center"/>
+                  <w:hideMark/>
+                </w:tcPr>
+                <w:p>
+                  <w:pPr>
+                    <w:spacing w:after="0" w:line="240" w:lineRule="auto"/>
+                    <w:jc w:val="center"/>
+                    <w:rPr>
+                      <w:rFonts w:ascii="Arial" w:eastAsia="Times New Roman" w:hAnsi="Arial" w:cs="Arial"/>
+                      <w:lang w:eastAsia="es-ES"/>
+                    </w:rPr>
+                  </w:pPr>
+                </w:p>
+              </w:tc>
+            </w:tr>
+          </w:tbl>
+          <w:p>
+            <w:pPr>
+              <w:jc w:val="center"/>
+              <w:cnfStyle w:val="000000000000" w:firstRow="0" w:lastRow="0" w:firstColumn="0" w:lastColumn="0" w:oddVBand="0" w:evenVBand="0" w:oddHBand="0" w:evenHBand="0" w:firstRowFirstColumn="0" w:firstRowLastColumn="0" w:lastRowFirstColumn="0" w:lastRowLastColumn="0"/>
+              <w:rPr>
+                <w:rFonts w:ascii="Arial" w:hAnsi="Arial" w:cs="Arial"/>
+              </w:rPr>
+            </w:pPr>
+          </w:p>
+        </w:tc>
+        <w:tc>
+          <w:tcPr>
+            <w:tcW w:w="1175" w:type="dxa"/>
+          </w:tcPr>
+          <w:tbl>
+            <w:tblPr>
+              <w:tblW w:w="764" w:type="dxa"/>
+              <w:tblCellSpacing w:w="15" w:type="dxa"/>
+              <w:tblInd w:w="1" w:type="dxa"/>
+              <w:tblCellMar>
+                <w:top w:w="15" w:type="dxa"/>
+                <w:left w:w="15" w:type="dxa"/>
+                <w:bottom w:w="15" w:type="dxa"/>
+                <w:right w:w="15" w:type="dxa"/>
+              </w:tblCellMar>
+              <w:tblLook w:val="04A0" w:firstRow="1" w:lastRow="0" w:firstColumn="1" w:lastColumn="0" w:noHBand="0" w:noVBand="1"/>
+            </w:tblPr>
+            <w:tblGrid>
+              <w:gridCol w:w="84"/>
+              <w:gridCol w:w="680"/>
+            </w:tblGrid>
+            <w:tr>
+              <w:trPr>
+                <w:trHeight w:val="259"/>
+                <w:tblCellSpacing w:w="15" w:type="dxa"/>
+              </w:trPr>
+              <w:tc>
+                <w:tcPr>
+                  <w:tcW w:w="0" w:type="auto"/>
+                  <w:vAlign w:val="center"/>
+                  <w:hideMark/>
+                </w:tcPr>
+                <w:p>
+                  <w:pPr>
+                    <w:spacing w:after="0" w:line="240" w:lineRule="auto"/>
+                    <w:jc w:val="center"/>
+                    <w:rPr>
+                      <w:rFonts w:ascii="Arial" w:eastAsia="Times New Roman" w:hAnsi="Arial" w:cs="Arial"/>
+                      <w:lang w:eastAsia="es-ES"/>
+                    </w:rPr>
+                  </w:pPr>
+                </w:p>
+              </w:tc>
+              <w:tc>
+                <w:tcPr>
+                  <w:tcW w:w="0" w:type="auto"/>
+                  <w:vAlign w:val="center"/>
+                  <w:hideMark/>
+                </w:tcPr>
+                <w:p>
+                  <w:pPr>
+                    <w:spacing w:after="0" w:line="240" w:lineRule="auto"/>
+                    <w:jc w:val="center"/>
+                    <w:rPr>
+                      <w:rFonts w:ascii="Arial" w:eastAsia="Times New Roman" w:hAnsi="Arial" w:cs="Arial"/>
+                      <w:lang w:eastAsia="es-ES"/>
+                    </w:rPr>
+                  </w:pPr>
+                </w:p>
+                <w:p>
+                  <w:pPr>
+                    <w:spacing w:after="0" w:line="240" w:lineRule="auto"/>
+                    <w:jc w:val="center"/>
+                    <w:rPr>
+                      <w:rFonts w:ascii="Arial" w:eastAsia="Times New Roman" w:hAnsi="Arial" w:cs="Arial"/>
+                      <w:lang w:eastAsia="es-ES"/>
+                    </w:rPr>
+                  </w:pPr>
+                  <w:r>
+                    <w:rPr>
+                      <w:rFonts w:ascii="Arial" w:eastAsia="Times New Roman" w:hAnsi="Arial" w:cs="Arial"/>
+                      <w:lang w:eastAsia="es-ES"/>
+                    </w:rPr>
+                    <w:t>100%</w:t>
+                  </w:r>
+                </w:p>
+              </w:tc>
+            </w:tr>
+          </w:tbl>
+          <w:p>
+            <w:pPr>
+              <w:jc w:val="center"/>
+              <w:cnfStyle w:val="000000000000" w:firstRow="0" w:lastRow="0" w:firstColumn="0" w:lastColumn="0" w:oddVBand="0" w:evenVBand="0" w:oddHBand="0" w:evenHBand="0" w:firstRowFirstColumn="0" w:firstRowLastColumn="0" w:lastRowFirstColumn="0" w:lastRowLastColumn="0"/>
+              <w:rPr>
+                <w:rFonts w:ascii="Arial" w:hAnsi="Arial" w:cs="Arial"/>
+              </w:rPr>
+            </w:pPr>
+          </w:p>
+        </w:tc>
+      </w:tr>
+      <w:tr>
+        <w:trPr>
+          <w:cnfStyle w:val="000000100000" w:firstRow="0" w:lastRow="0" w:firstColumn="0" w:lastColumn="0" w:oddVBand="0" w:evenVBand="0" w:oddHBand="1" w:evenHBand="0" w:firstRowFirstColumn="0" w:firstRowLastColumn="0" w:lastRowFirstColumn="0" w:lastRowLastColumn="0"/>
+          <w:trHeight w:val="2565"/>
+        </w:trPr>
+        <w:tc>
+          <w:tcPr>
+            <w:cnfStyle w:val="001000000000" w:firstRow="0" w:lastRow="0" w:firstColumn="1" w:lastColumn="0" w:oddVBand="0" w:evenVBand="0" w:oddHBand="0" w:evenHBand="0" w:firstRowFirstColumn="0" w:firstRowLastColumn="0" w:lastRowFirstColumn="0" w:lastRowLastColumn="0"/>
+            <w:tcW w:w="379" w:type="dxa"/>
+          </w:tcPr>
+          <w:p>
+            <w:pPr>
+              <w:jc w:val="both"/>
+              <w:rPr>
+                <w:rFonts w:ascii="Arial" w:hAnsi="Arial" w:cs="Arial"/>
+                <w:b/>
+                <w:bCs/>
+              </w:rPr>
+            </w:pPr>
+            <w:r>
+              <w:rPr>
+                <w:rFonts w:ascii="Arial" w:hAnsi="Arial" w:cs="Arial"/>
+                <w:b/>
+                <w:bCs/>
+              </w:rPr>
+              <w:t>3</w:t>
+            </w:r>
+          </w:p>
+        </w:tc>
+        <w:tc>
+          <w:tcPr>
+            <w:tcW w:w="1497" w:type="dxa"/>
+          </w:tcPr>
+          <w:p>
+            <w:pPr>
+              <w:jc w:val="center"/>
+              <w:cnfStyle w:val="000000100000" w:firstRow="0" w:lastRow="0" w:firstColumn="0" w:lastColumn="0" w:oddVBand="0" w:evenVBand="0" w:oddHBand="1" w:evenHBand="0" w:firstRowFirstColumn="0" w:firstRowLastColumn="0" w:lastRowFirstColumn="0" w:lastRowLastColumn="0"/>
+              <w:rPr>
+                <w:rFonts w:ascii="Arial" w:hAnsi="Arial" w:cs="Arial"/>
+              </w:rPr>
+            </w:pPr>
+          </w:p>
+          <w:p>
+            <w:pPr>
+              <w:jc w:val="center"/>
+              <w:cnfStyle w:val="000000100000" w:firstRow="0" w:lastRow="0" w:firstColumn="0" w:lastColumn="0" w:oddVBand="0" w:evenVBand="0" w:oddHBand="1" w:evenHBand="0" w:firstRowFirstColumn="0" w:firstRowLastColumn="0" w:lastRowFirstColumn="0" w:lastRowLastColumn="0"/>
+              <w:rPr>
+                <w:rFonts w:ascii="Arial" w:hAnsi="Arial" w:cs="Arial"/>
+              </w:rPr>
+            </w:pPr>
+          </w:p>
+          <w:p>
+            <w:pPr>
+              <w:jc w:val="center"/>
+              <w:cnfStyle w:val="000000100000" w:firstRow="0" w:lastRow="0" w:firstColumn="0" w:lastColumn="0" w:oddVBand="0" w:evenVBand="0" w:oddHBand="1" w:evenHBand="0" w:firstRowFirstColumn="0" w:firstRowLastColumn="0" w:lastRowFirstColumn="0" w:lastRowLastColumn="0"/>
+              <w:rPr>
+                <w:rFonts w:ascii="Arial" w:hAnsi="Arial" w:cs="Arial"/>
+              </w:rPr>
+            </w:pPr>
+          </w:p>
+          <w:p>
+            <w:pPr>
+              <w:jc w:val="center"/>
+              <w:cnfStyle w:val="000000100000" w:firstRow="0" w:lastRow="0" w:firstColumn="0" w:lastColumn="0" w:oddVBand="0" w:evenVBand="0" w:oddHBand="1" w:evenHBand="0" w:firstRowFirstColumn="0" w:firstRowLastColumn="0" w:lastRowFirstColumn="0" w:lastRowLastColumn="0"/>
+              <w:rPr>
+                <w:rFonts w:ascii="Arial" w:hAnsi="Arial" w:cs="Arial"/>
+              </w:rPr>
+            </w:pPr>
+            <w:r>
+              <w:rPr>
+                <w:rFonts w:ascii="Arial" w:hAnsi="Arial" w:cs="Arial"/>
+              </w:rPr>
+              <w:t>Dos campos de búsqueda sin etiqueta asociada</w:t>
+            </w:r>
+          </w:p>
+        </w:tc>
+        <w:tc>
+          <w:tcPr>
+            <w:tcW w:w="1543" w:type="dxa"/>
+          </w:tcPr>
+          <w:p>
+            <w:pPr>
+              <w:jc w:val="center"/>
+              <w:cnfStyle w:val="000000100000" w:firstRow="0" w:lastRow="0" w:firstColumn="0" w:lastColumn="0" w:oddVBand="0" w:evenVBand="0" w:oddHBand="1" w:evenHBand="0" w:firstRowFirstColumn="0" w:firstRowLastColumn="0" w:lastRowFirstColumn="0" w:lastRowLastColumn="0"/>
+              <w:rPr>
+                <w:rFonts w:ascii="Arial" w:hAnsi="Arial" w:cs="Arial"/>
+              </w:rPr>
+            </w:pPr>
+          </w:p>
+          <w:p>
+            <w:pPr>
+              <w:jc w:val="center"/>
+              <w:cnfStyle w:val="000000100000" w:firstRow="0" w:lastRow="0" w:firstColumn="0" w:lastColumn="0" w:oddVBand="0" w:evenVBand="0" w:oddHBand="1" w:evenHBand="0" w:firstRowFirstColumn="0" w:firstRowLastColumn="0" w:lastRowFirstColumn="0" w:lastRowLastColumn="0"/>
+              <w:rPr>
+                <w:rFonts w:ascii="Arial" w:hAnsi="Arial" w:cs="Arial"/>
+              </w:rPr>
+            </w:pPr>
+          </w:p>
+          <w:p>
+            <w:pPr>
+              <w:jc w:val="center"/>
+              <w:cnfStyle w:val="000000100000" w:firstRow="0" w:lastRow="0" w:firstColumn="0" w:lastColumn="0" w:oddVBand="0" w:evenVBand="0" w:oddHBand="1" w:evenHBand="0" w:firstRowFirstColumn="0" w:firstRowLastColumn="0" w:lastRowFirstColumn="0" w:lastRowLastColumn="0"/>
+              <w:rPr>
+                <w:rFonts w:ascii="Arial" w:hAnsi="Arial" w:cs="Arial"/>
+              </w:rPr>
+            </w:pPr>
+          </w:p>
+          <w:p>
+            <w:pPr>
+              <w:jc w:val="center"/>
+              <w:cnfStyle w:val="000000100000" w:firstRow="0" w:lastRow="0" w:firstColumn="0" w:lastColumn="0" w:oddVBand="0" w:evenVBand="0" w:oddHBand="1" w:evenHBand="0" w:firstRowFirstColumn="0" w:firstRowLastColumn="0" w:lastRowFirstColumn="0" w:lastRowLastColumn="0"/>
+              <w:rPr>
+                <w:rFonts w:ascii="Arial" w:hAnsi="Arial" w:cs="Arial"/>
+              </w:rPr>
+            </w:pPr>
+          </w:p>
+          <w:p>
+            <w:pPr>
+              <w:jc w:val="center"/>
+              <w:cnfStyle w:val="000000100000" w:firstRow="0" w:lastRow="0" w:firstColumn="0" w:lastColumn="0" w:oddVBand="0" w:evenVBand="0" w:oddHBand="1" w:evenHBand="0" w:firstRowFirstColumn="0" w:firstRowLastColumn="0" w:lastRowFirstColumn="0" w:lastRowLastColumn="0"/>
+              <w:rPr>
+                <w:rFonts w:ascii="Arial" w:hAnsi="Arial" w:cs="Arial"/>
+              </w:rPr>
+            </w:pPr>
+            <w:r>
+              <w:rPr>
+                <w:rFonts w:ascii="Arial" w:hAnsi="Arial" w:cs="Arial"/>
+              </w:rPr>
+              <w:t>WAVE</w:t>
+            </w:r>
+          </w:p>
+        </w:tc>
+        <w:tc>
+          <w:tcPr>
+            <w:tcW w:w="1543" w:type="dxa"/>
+          </w:tcPr>
+          <w:p>
+            <w:pPr>
+              <w:jc w:val="center"/>
+              <w:cnfStyle w:val="000000100000" w:firstRow="0" w:lastRow="0" w:firstColumn="0" w:lastColumn="0" w:oddVBand="0" w:evenVBand="0" w:oddHBand="1" w:evenHBand="0" w:firstRowFirstColumn="0" w:firstRowLastColumn="0" w:lastRowFirstColumn="0" w:lastRowLastColumn="0"/>
+              <w:rPr>
+                <w:rFonts w:ascii="Arial" w:hAnsi="Arial" w:cs="Arial"/>
+              </w:rPr>
+            </w:pPr>
+            <w:r>
+              <w:rPr>
+                <w:rFonts w:ascii="Arial" w:hAnsi="Arial" w:cs="Arial"/>
+              </w:rPr>
+              <w:t>1.3.1 Información y relaciones (A), 3.3.2 Etiquetas o instrucciones (A), 4.1.2 Nombre, función, valor (A)</w:t>
+            </w:r>
+          </w:p>
+        </w:tc>
+        <w:tc>
+          <w:tcPr>
+            <w:tcW w:w="1418" w:type="dxa"/>
+          </w:tcPr>
+          <w:p>
+            <w:pPr>
+              <w:jc w:val="center"/>
+              <w:cnfStyle w:val="000000100000" w:firstRow="0" w:lastRow="0" w:firstColumn="0" w:lastColumn="0" w:oddVBand="0" w:evenVBand="0" w:oddHBand="1" w:evenHBand="0" w:firstRowFirstColumn="0" w:firstRowLastColumn="0" w:lastRowFirstColumn="0" w:lastRowLastColumn="0"/>
+              <w:rPr>
+                <w:rFonts w:ascii="Arial" w:hAnsi="Arial" w:cs="Arial"/>
+              </w:rPr>
+            </w:pPr>
+          </w:p>
+          <w:p>
+            <w:pPr>
+              <w:jc w:val="center"/>
+              <w:cnfStyle w:val="000000100000" w:firstRow="0" w:lastRow="0" w:firstColumn="0" w:lastColumn="0" w:oddVBand="0" w:evenVBand="0" w:oddHBand="1" w:evenHBand="0" w:firstRowFirstColumn="0" w:firstRowLastColumn="0" w:lastRowFirstColumn="0" w:lastRowLastColumn="0"/>
+              <w:rPr>
+                <w:rFonts w:ascii="Arial" w:hAnsi="Arial" w:cs="Arial"/>
+              </w:rPr>
+            </w:pPr>
+          </w:p>
+          <w:p>
+            <w:pPr>
+              <w:jc w:val="center"/>
+              <w:cnfStyle w:val="000000100000" w:firstRow="0" w:lastRow="0" w:firstColumn="0" w:lastColumn="0" w:oddVBand="0" w:evenVBand="0" w:oddHBand="1" w:evenHBand="0" w:firstRowFirstColumn="0" w:firstRowLastColumn="0" w:lastRowFirstColumn="0" w:lastRowLastColumn="0"/>
+              <w:rPr>
+                <w:rFonts w:ascii="Arial" w:hAnsi="Arial" w:cs="Arial"/>
+              </w:rPr>
+            </w:pPr>
+          </w:p>
+          <w:p>
+            <w:pPr>
+              <w:jc w:val="center"/>
+              <w:cnfStyle w:val="000000100000" w:firstRow="0" w:lastRow="0" w:firstColumn="0" w:lastColumn="0" w:oddVBand="0" w:evenVBand="0" w:oddHBand="1" w:evenHBand="0" w:firstRowFirstColumn="0" w:firstRowLastColumn="0" w:lastRowFirstColumn="0" w:lastRowLastColumn="0"/>
+              <w:rPr>
+                <w:rFonts w:ascii="Arial" w:hAnsi="Arial" w:cs="Arial"/>
+              </w:rPr>
+            </w:pPr>
+            <w:r>
+              <w:rPr>
+                <w:rFonts w:ascii="Arial" w:hAnsi="Arial" w:cs="Arial"/>
+              </w:rPr>
+              <w:t xml:space="preserve">Añadido </w:t>
+            </w:r>
+            <w:r>
+              <w:rPr>
+                <w:rStyle w:val="CdigoHTML"/>
+                <w:rFonts w:ascii="Arial" w:eastAsiaTheme="minorEastAsia" w:hAnsi="Arial" w:cs="Arial"/>
+                <w:sz w:val="22"/>
+                <w:szCs w:val="22"/>
+              </w:rPr>
+              <w:t>aria-</w:t>
+            </w:r>
+            <w:proofErr w:type="spellStart"/>
+            <w:r>
+              <w:rPr>
+                <w:rStyle w:val="CdigoHTML"/>
+                <w:rFonts w:ascii="Arial" w:eastAsiaTheme="minorEastAsia" w:hAnsi="Arial" w:cs="Arial"/>
+                <w:sz w:val="22"/>
+                <w:szCs w:val="22"/>
+              </w:rPr>
+              <w:t>label</w:t>
+            </w:r>
+            <w:proofErr w:type="spellEnd"/>
+            <w:r>
+              <w:rPr>
+                <w:rFonts w:ascii="Arial" w:hAnsi="Arial" w:cs="Arial"/>
+              </w:rPr>
+              <w:t xml:space="preserve"> a ambos inputs</w:t>
+            </w:r>
+          </w:p>
+        </w:tc>
+        <w:tc>
+          <w:tcPr>
+            <w:tcW w:w="1486" w:type="dxa"/>
+          </w:tcPr>
+          <w:p>
+            <w:pPr>
+              <w:cnfStyle w:val="000000100000" w:firstRow="0" w:lastRow="0" w:firstColumn="0" w:lastColumn="0" w:oddVBand="0" w:evenVBand="0" w:oddHBand="1" w:evenHBand="0" w:firstRowFirstColumn="0" w:firstRowLastColumn="0" w:lastRowFirstColumn="0" w:lastRowLastColumn="0"/>
+              <w:rPr>
+                <w:rFonts w:ascii="Arial" w:hAnsi="Arial" w:cs="Arial"/>
+              </w:rPr>
+            </w:pPr>
+          </w:p>
+          <w:p>
+            <w:pPr>
+              <w:cnfStyle w:val="000000100000" w:firstRow="0" w:lastRow="0" w:firstColumn="0" w:lastColumn="0" w:oddVBand="0" w:evenVBand="0" w:oddHBand="1" w:evenHBand="0" w:firstRowFirstColumn="0" w:firstRowLastColumn="0" w:lastRowFirstColumn="0" w:lastRowLastColumn="0"/>
+              <w:rPr>
+                <w:rFonts w:ascii="Arial" w:hAnsi="Arial" w:cs="Arial"/>
+              </w:rPr>
+            </w:pPr>
+          </w:p>
+          <w:p>
+            <w:pPr>
+              <w:cnfStyle w:val="000000100000" w:firstRow="0" w:lastRow="0" w:firstColumn="0" w:lastColumn="0" w:oddVBand="0" w:evenVBand="0" w:oddHBand="1" w:evenHBand="0" w:firstRowFirstColumn="0" w:firstRowLastColumn="0" w:lastRowFirstColumn="0" w:lastRowLastColumn="0"/>
+              <w:rPr>
+                <w:rFonts w:ascii="Arial" w:hAnsi="Arial" w:cs="Arial"/>
+              </w:rPr>
+            </w:pPr>
+          </w:p>
+          <w:p>
+            <w:pPr>
+              <w:cnfStyle w:val="000000100000" w:firstRow="0" w:lastRow="0" w:firstColumn="0" w:lastColumn="0" w:oddVBand="0" w:evenVBand="0" w:oddHBand="1" w:evenHBand="0" w:firstRowFirstColumn="0" w:firstRowLastColumn="0" w:lastRowFirstColumn="0" w:lastRowLastColumn="0"/>
+              <w:rPr>
+                <w:rFonts w:ascii="Arial" w:hAnsi="Arial" w:cs="Arial"/>
+              </w:rPr>
+            </w:pPr>
+            <w:r>
+              <w:rPr>
+                <w:rFonts w:ascii="Arial" w:hAnsi="Arial" w:cs="Arial"/>
+              </w:rPr>
+              <w:t>2 errores (WAVE)</w:t>
+            </w:r>
+          </w:p>
+        </w:tc>
+        <w:tc>
+          <w:tcPr>
+            <w:tcW w:w="1175" w:type="dxa"/>
+          </w:tcPr>
+          <w:p>
+            <w:pPr>
+              <w:jc w:val="center"/>
+              <w:cnfStyle w:val="000000100000" w:firstRow="0" w:lastRow="0" w:firstColumn="0" w:lastColumn="0" w:oddVBand="0" w:evenVBand="0" w:oddHBand="1" w:evenHBand="0" w:firstRowFirstColumn="0" w:firstRowLastColumn="0" w:lastRowFirstColumn="0" w:lastRowLastColumn="0"/>
+              <w:rPr>
+                <w:rFonts w:ascii="Arial" w:hAnsi="Arial" w:cs="Arial"/>
+              </w:rPr>
+            </w:pPr>
+          </w:p>
+          <w:p>
+            <w:pPr>
+              <w:jc w:val="center"/>
+              <w:cnfStyle w:val="000000100000" w:firstRow="0" w:lastRow="0" w:firstColumn="0" w:lastColumn="0" w:oddVBand="0" w:evenVBand="0" w:oddHBand="1" w:evenHBand="0" w:firstRowFirstColumn="0" w:firstRowLastColumn="0" w:lastRowFirstColumn="0" w:lastRowLastColumn="0"/>
+              <w:rPr>
+                <w:rFonts w:ascii="Arial" w:hAnsi="Arial" w:cs="Arial"/>
+              </w:rPr>
+            </w:pPr>
+          </w:p>
+          <w:p>
+            <w:pPr>
+              <w:jc w:val="center"/>
+              <w:cnfStyle w:val="000000100000" w:firstRow="0" w:lastRow="0" w:firstColumn="0" w:lastColumn="0" w:oddVBand="0" w:evenVBand="0" w:oddHBand="1" w:evenHBand="0" w:firstRowFirstColumn="0" w:firstRowLastColumn="0" w:lastRowFirstColumn="0" w:lastRowLastColumn="0"/>
+              <w:rPr>
+                <w:rFonts w:ascii="Arial" w:hAnsi="Arial" w:cs="Arial"/>
+              </w:rPr>
+            </w:pPr>
+          </w:p>
+          <w:p>
+            <w:pPr>
+              <w:jc w:val="center"/>
+              <w:cnfStyle w:val="000000100000" w:firstRow="0" w:lastRow="0" w:firstColumn="0" w:lastColumn="0" w:oddVBand="0" w:evenVBand="0" w:oddHBand="1" w:evenHBand="0" w:firstRowFirstColumn="0" w:firstRowLastColumn="0" w:lastRowFirstColumn="0" w:lastRowLastColumn="0"/>
+              <w:rPr>
+                <w:rFonts w:ascii="Arial" w:hAnsi="Arial" w:cs="Arial"/>
+              </w:rPr>
+            </w:pPr>
+            <w:r>
+              <w:rPr>
+                <w:rFonts w:ascii="Arial" w:hAnsi="Arial" w:cs="Arial"/>
+              </w:rPr>
+              <w:t>Pendiente</w:t>
+            </w:r>
+          </w:p>
+        </w:tc>
+      </w:tr>
+    </w:tbl>
+    <w:p>
+      <w:pPr>
+        <w:jc w:val="both"/>
+        <w:rPr>
+          <w:rFonts w:ascii="Arial" w:hAnsi="Arial" w:cs="Arial"/>
+        </w:rPr>
+      </w:pPr>
     </w:p>
     <w:sectPr>
       <w:pgSz w:w="11906" w:h="16838"/>
@@ -2818,6 +5742,158 @@
     <w:basedOn w:val="Fuentedeprrafopredeter"/>
     <w:rsid w:val="00285DE8"/>
   </w:style>
+  <w:style w:type="table" w:styleId="Tablaconcuadrcula">
+    <w:name w:val="Table Grid"/>
+    <w:basedOn w:val="Tablanormal"/>
+    <w:uiPriority w:val="39"/>
+    <w:rsid w:val="00C21CDD"/>
+    <w:pPr>
+      <w:spacing w:after="0" w:line="240" w:lineRule="auto"/>
+    </w:pPr>
+    <w:tblPr>
+      <w:tblBorders>
+        <w:top w:val="single" w:sz="4" w:space="0" w:color="auto"/>
+        <w:left w:val="single" w:sz="4" w:space="0" w:color="auto"/>
+        <w:bottom w:val="single" w:sz="4" w:space="0" w:color="auto"/>
+        <w:right w:val="single" w:sz="4" w:space="0" w:color="auto"/>
+        <w:insideH w:val="single" w:sz="4" w:space="0" w:color="auto"/>
+        <w:insideV w:val="single" w:sz="4" w:space="0" w:color="auto"/>
+      </w:tblBorders>
+    </w:tblPr>
+  </w:style>
+  <w:style w:type="character" w:styleId="CdigoHTML">
+    <w:name w:val="HTML Code"/>
+    <w:basedOn w:val="Fuentedeprrafopredeter"/>
+    <w:uiPriority w:val="99"/>
+    <w:semiHidden/>
+    <w:unhideWhenUsed/>
+    <w:rsid w:val="00C21CDD"/>
+    <w:rPr>
+      <w:rFonts w:ascii="Courier New" w:eastAsia="Times New Roman" w:hAnsi="Courier New" w:cs="Courier New"/>
+      <w:sz w:val="20"/>
+      <w:szCs w:val="20"/>
+    </w:rPr>
+  </w:style>
+  <w:style w:type="table" w:styleId="Tablanormal5">
+    <w:name w:val="Plain Table 5"/>
+    <w:basedOn w:val="Tablanormal"/>
+    <w:uiPriority w:val="45"/>
+    <w:rsid w:val="00C21CDD"/>
+    <w:pPr>
+      <w:spacing w:after="0" w:line="240" w:lineRule="auto"/>
+    </w:pPr>
+    <w:tblPr>
+      <w:tblStyleRowBandSize w:val="1"/>
+      <w:tblStyleColBandSize w:val="1"/>
+    </w:tblPr>
+    <w:tblStylePr w:type="firstRow">
+      <w:rPr>
+        <w:rFonts w:asciiTheme="majorHAnsi" w:eastAsiaTheme="majorEastAsia" w:hAnsiTheme="majorHAnsi" w:cstheme="majorBidi"/>
+        <w:i/>
+        <w:iCs/>
+        <w:sz w:val="26"/>
+      </w:rPr>
+      <w:tblPr/>
+      <w:tcPr>
+        <w:tcBorders>
+          <w:bottom w:val="single" w:sz="4" w:space="0" w:color="7F7F7F" w:themeColor="text1" w:themeTint="80"/>
+        </w:tcBorders>
+        <w:shd w:val="clear" w:color="auto" w:fill="FFFFFF" w:themeFill="background1"/>
+      </w:tcPr>
+    </w:tblStylePr>
+    <w:tblStylePr w:type="lastRow">
+      <w:rPr>
+        <w:rFonts w:asciiTheme="majorHAnsi" w:eastAsiaTheme="majorEastAsia" w:hAnsiTheme="majorHAnsi" w:cstheme="majorBidi"/>
+        <w:i/>
+        <w:iCs/>
+        <w:sz w:val="26"/>
+      </w:rPr>
+      <w:tblPr/>
+      <w:tcPr>
+        <w:tcBorders>
+          <w:top w:val="single" w:sz="4" w:space="0" w:color="7F7F7F" w:themeColor="text1" w:themeTint="80"/>
+        </w:tcBorders>
+        <w:shd w:val="clear" w:color="auto" w:fill="FFFFFF" w:themeFill="background1"/>
+      </w:tcPr>
+    </w:tblStylePr>
+    <w:tblStylePr w:type="firstCol">
+      <w:pPr>
+        <w:jc w:val="right"/>
+      </w:pPr>
+      <w:rPr>
+        <w:rFonts w:asciiTheme="majorHAnsi" w:eastAsiaTheme="majorEastAsia" w:hAnsiTheme="majorHAnsi" w:cstheme="majorBidi"/>
+        <w:i/>
+        <w:iCs/>
+        <w:sz w:val="26"/>
+      </w:rPr>
+      <w:tblPr/>
+      <w:tcPr>
+        <w:tcBorders>
+          <w:right w:val="single" w:sz="4" w:space="0" w:color="7F7F7F" w:themeColor="text1" w:themeTint="80"/>
+        </w:tcBorders>
+        <w:shd w:val="clear" w:color="auto" w:fill="FFFFFF" w:themeFill="background1"/>
+      </w:tcPr>
+    </w:tblStylePr>
+    <w:tblStylePr w:type="lastCol">
+      <w:rPr>
+        <w:rFonts w:asciiTheme="majorHAnsi" w:eastAsiaTheme="majorEastAsia" w:hAnsiTheme="majorHAnsi" w:cstheme="majorBidi"/>
+        <w:i/>
+        <w:iCs/>
+        <w:sz w:val="26"/>
+      </w:rPr>
+      <w:tblPr/>
+      <w:tcPr>
+        <w:tcBorders>
+          <w:left w:val="single" w:sz="4" w:space="0" w:color="7F7F7F" w:themeColor="text1" w:themeTint="80"/>
+        </w:tcBorders>
+        <w:shd w:val="clear" w:color="auto" w:fill="FFFFFF" w:themeFill="background1"/>
+      </w:tcPr>
+    </w:tblStylePr>
+    <w:tblStylePr w:type="band1Vert">
+      <w:tblPr/>
+      <w:tcPr>
+        <w:shd w:val="clear" w:color="auto" w:fill="F2F2F2" w:themeFill="background1" w:themeFillShade="F2"/>
+      </w:tcPr>
+    </w:tblStylePr>
+    <w:tblStylePr w:type="band1Horz">
+      <w:tblPr/>
+      <w:tcPr>
+        <w:shd w:val="clear" w:color="auto" w:fill="F2F2F2" w:themeFill="background1" w:themeFillShade="F2"/>
+      </w:tcPr>
+    </w:tblStylePr>
+    <w:tblStylePr w:type="neCell">
+      <w:tblPr/>
+      <w:tcPr>
+        <w:tcBorders>
+          <w:left w:val="nil"/>
+        </w:tcBorders>
+      </w:tcPr>
+    </w:tblStylePr>
+    <w:tblStylePr w:type="nwCell">
+      <w:tblPr/>
+      <w:tcPr>
+        <w:tcBorders>
+          <w:right w:val="nil"/>
+        </w:tcBorders>
+      </w:tcPr>
+    </w:tblStylePr>
+    <w:tblStylePr w:type="seCell">
+      <w:tblPr/>
+      <w:tcPr>
+        <w:tcBorders>
+          <w:left w:val="nil"/>
+        </w:tcBorders>
+      </w:tcPr>
+    </w:tblStylePr>
+    <w:tblStylePr w:type="swCell">
+      <w:tblPr/>
+      <w:tcPr>
+        <w:tcBorders>
+          <w:right w:val="nil"/>
+        </w:tcBorders>
+      </w:tcPr>
+    </w:tblStylePr>
+  </w:style>
 </w:styles>
 </file>
 
